--- a/06_산출물_문서/2계층_절차서/QP-809_ASL_관리.docx
+++ b/06_산출물_문서/2계층_절차서/QP-809_ASL_관리.docx
@@ -270,11 +270,11 @@
     </w:p>
     <w:tbl>
       <w:tblPr>
-        <w:tblW w:w="8788" w:type="dxa"/>
         <w:tblCellMar>
           <w:left w:w="108" w:type="dxa"/>
           <w:right w:w="108" w:type="dxa"/>
         </w:tblCellMar>
+        <w:tblW w:w="8788" w:type="dxa"/>
         <w:tblBorders>
           <w:top w:val="single" w:sz="4" w:color="2E74B5" w:space="0"/>
           <w:left w:val="single" w:sz="4" w:color="2E74B5" w:space="0"/>
@@ -294,13 +294,13 @@
         <w:tc>
           <w:tcPr>
             <w:tcW w:w="1500" w:type="dxa"/>
-            <w:shd w:val="clear" w:color="auto" w:fill="D9D9D9"/>
-            <w:tcMar>
-              <w:top w:w="60" w:type="dxa"/>
-              <w:left w:w="120" w:type="dxa"/>
-              <w:bottom w:w="60" w:type="dxa"/>
-              <w:right w:w="120" w:type="dxa"/>
-            </w:tcMar>
+            <w:tcMar>
+              <w:top w:w="60" w:type="dxa"/>
+              <w:left w:w="120" w:type="dxa"/>
+              <w:bottom w:w="60" w:type="dxa"/>
+              <w:right w:w="120" w:type="dxa"/>
+            </w:tcMar>
+            <w:shd w:val="clear" w:color="auto" w:fill="DEEAF1"/>
           </w:tcPr>
           <w:p>
             <w:pPr>
@@ -320,13 +320,13 @@
         <w:tc>
           <w:tcPr>
             <w:tcW w:w="2800" w:type="dxa"/>
-            <w:shd w:val="clear" w:color="auto" w:fill="D9D9D9"/>
-            <w:tcMar>
-              <w:top w:w="60" w:type="dxa"/>
-              <w:left w:w="120" w:type="dxa"/>
-              <w:bottom w:w="60" w:type="dxa"/>
-              <w:right w:w="120" w:type="dxa"/>
-            </w:tcMar>
+            <w:tcMar>
+              <w:top w:w="60" w:type="dxa"/>
+              <w:left w:w="120" w:type="dxa"/>
+              <w:bottom w:w="60" w:type="dxa"/>
+              <w:right w:w="120" w:type="dxa"/>
+            </w:tcMar>
+            <w:shd w:val="clear" w:color="auto" w:fill="DEEAF1"/>
           </w:tcPr>
           <w:p>
             <w:pPr>
@@ -346,13 +346,13 @@
         <w:tc>
           <w:tcPr>
             <w:tcW w:w="2000" w:type="dxa"/>
-            <w:shd w:val="clear" w:color="auto" w:fill="D9D9D9"/>
-            <w:tcMar>
-              <w:top w:w="60" w:type="dxa"/>
-              <w:left w:w="120" w:type="dxa"/>
-              <w:bottom w:w="60" w:type="dxa"/>
-              <w:right w:w="120" w:type="dxa"/>
-            </w:tcMar>
+            <w:tcMar>
+              <w:top w:w="60" w:type="dxa"/>
+              <w:left w:w="120" w:type="dxa"/>
+              <w:bottom w:w="60" w:type="dxa"/>
+              <w:right w:w="120" w:type="dxa"/>
+            </w:tcMar>
+            <w:shd w:val="clear" w:color="auto" w:fill="DEEAF1"/>
           </w:tcPr>
           <w:p>
             <w:pPr>
@@ -372,13 +372,13 @@
         <w:tc>
           <w:tcPr>
             <w:tcW w:w="2488" w:type="dxa"/>
-            <w:shd w:val="clear" w:color="auto" w:fill="D9D9D9"/>
-            <w:tcMar>
-              <w:top w:w="60" w:type="dxa"/>
-              <w:left w:w="120" w:type="dxa"/>
-              <w:bottom w:w="60" w:type="dxa"/>
-              <w:right w:w="120" w:type="dxa"/>
-            </w:tcMar>
+            <w:tcMar>
+              <w:top w:w="60" w:type="dxa"/>
+              <w:left w:w="120" w:type="dxa"/>
+              <w:bottom w:w="60" w:type="dxa"/>
+              <w:right w:w="120" w:type="dxa"/>
+            </w:tcMar>
+            <w:shd w:val="clear" w:color="auto" w:fill="DEEAF1"/>
           </w:tcPr>
           <w:p>
             <w:pPr>
@@ -1603,7 +1603,7 @@
         </w:trPr>
         <w:tc>
           <w:tcPr>
-            <w:tcW w:w="2460" w:type="dxa"/>
+            <w:tcW w:w="2579" w:type="dxa"/>
             <w:tcMar>
               <w:top w:w="60" w:type="dxa"/>
               <w:left w:w="120" w:type="dxa"/>
@@ -1624,7 +1624,7 @@
         </w:tc>
         <w:tc>
           <w:tcPr>
-            <w:tcW w:w="6328" w:type="dxa"/>
+            <w:tcW w:w="6209" w:type="dxa"/>
             <w:tcMar>
               <w:top w:w="60" w:type="dxa"/>
               <w:left w:w="120" w:type="dxa"/>
@@ -1646,9 +1646,7 @@
       </w:tr>
       <w:tr>
         <w:tc>
-          <w:tcPr>
-            <w:tcW w:w="2460" w:type="dxa"/>
-          </w:tcPr>
+          <w:tcPr/>
           <w:p>
             <w:pPr>
               <w:pStyle w:val="Compact"/>
@@ -1660,7 +1658,7 @@
         </w:tc>
         <w:tc>
           <w:tcPr>
-            <w:tcW w:w="6328" w:type="dxa"/>
+            <w:tcW w:w="6209" w:type="dxa"/>
             <w:tcMar>
               <w:top w:w="60" w:type="dxa"/>
               <w:left w:w="120" w:type="dxa"/>
@@ -1693,6 +1691,7 @@
         </w:tc>
         <w:tc>
           <w:tcPr>
+            <w:tcW w:w="6209" w:type="dxa"/>
             <w:tcMar>
               <w:top w:w="60" w:type="dxa"/>
               <w:left w:w="120" w:type="dxa"/>
@@ -1724,9 +1723,7 @@
           </w:p>
         </w:tc>
         <w:tc>
-          <w:tcPr>
-            <w:tcW w:w="6328" w:type="dxa"/>
-          </w:tcPr>
+          <w:tcPr/>
           <w:p>
             <w:pPr>
               <w:pStyle w:val="Compact"/>
@@ -1739,19 +1736,10 @@
       </w:tr>
       <w:tr>
         <w:tc>
-          <w:tcPr>
-            <w:tcW w:w="2460" w:type="dxa"/>
-            <w:tcMar>
-              <w:top w:w="60" w:type="dxa"/>
-              <w:left w:w="120" w:type="dxa"/>
-              <w:bottom w:w="60" w:type="dxa"/>
-              <w:right w:w="120" w:type="dxa"/>
-            </w:tcMar>
-          </w:tcPr>
-          <w:p>
-            <w:pPr>
-              <w:pStyle w:val="Compact"/>
-              <w:wordWrap w:val="1"/>
+          <w:tcPr/>
+          <w:p>
+            <w:pPr>
+              <w:pStyle w:val="Compact"/>
             </w:pPr>
             <w:r>
               <w:t xml:space="preserve">AS6174</w:t>
@@ -1759,10 +1747,19 @@
           </w:p>
         </w:tc>
         <w:tc>
-          <w:tcPr/>
-          <w:p>
-            <w:pPr>
-              <w:pStyle w:val="Compact"/>
+          <w:tcPr>
+            <w:tcW w:w="6209" w:type="dxa"/>
+            <w:tcMar>
+              <w:top w:w="60" w:type="dxa"/>
+              <w:left w:w="120" w:type="dxa"/>
+              <w:bottom w:w="60" w:type="dxa"/>
+              <w:right w:w="120" w:type="dxa"/>
+            </w:tcMar>
+          </w:tcPr>
+          <w:p>
+            <w:pPr>
+              <w:pStyle w:val="Compact"/>
+              <w:wordWrap w:val="1"/>
             </w:pPr>
             <w:r>
               <w:t xml:space="preserve">위조부품 리스크 완화 (OEM 이외 공급원)</w:t>
@@ -1940,18 +1937,10 @@
       </w:tr>
       <w:tr>
         <w:tc>
-          <w:tcPr>
-            <w:tcMar>
-              <w:top w:w="60" w:type="dxa"/>
-              <w:left w:w="120" w:type="dxa"/>
-              <w:bottom w:w="60" w:type="dxa"/>
-              <w:right w:w="120" w:type="dxa"/>
-            </w:tcMar>
-          </w:tcPr>
-          <w:p>
-            <w:pPr>
-              <w:pStyle w:val="Compact"/>
-              <w:wordWrap w:val="1"/>
+          <w:tcPr/>
+          <w:p>
+            <w:pPr>
+              <w:pStyle w:val="Compact"/>
             </w:pPr>
             <w:r>
               <w:t xml:space="preserve">QP-1001</w:t>
@@ -1959,18 +1948,10 @@
           </w:p>
         </w:tc>
         <w:tc>
-          <w:tcPr>
-            <w:tcMar>
-              <w:top w:w="60" w:type="dxa"/>
-              <w:left w:w="120" w:type="dxa"/>
-              <w:bottom w:w="60" w:type="dxa"/>
-              <w:right w:w="120" w:type="dxa"/>
-            </w:tcMar>
-          </w:tcPr>
-          <w:p>
-            <w:pPr>
-              <w:pStyle w:val="Compact"/>
-              <w:wordWrap w:val="1"/>
+          <w:tcPr/>
+          <w:p>
+            <w:pPr>
+              <w:pStyle w:val="Compact"/>
             </w:pPr>
             <w:r>
               <w:t xml:space="preserve">부적합/시정조치 관리 절차서</w:t>
@@ -2014,7 +1995,7 @@
         </w:trPr>
         <w:tc>
           <w:tcPr>
-            <w:tcW w:w="2460" w:type="dxa"/>
+            <w:tcW w:w="3000" w:type="dxa"/>
             <w:tcMar>
               <w:top w:w="60" w:type="dxa"/>
               <w:left w:w="120" w:type="dxa"/>
@@ -2035,7 +2016,7 @@
         </w:tc>
         <w:tc>
           <w:tcPr>
-            <w:tcW w:w="6328" w:type="dxa"/>
+            <w:tcW w:w="5788" w:type="dxa"/>
             <w:tcMar>
               <w:top w:w="60" w:type="dxa"/>
               <w:left w:w="120" w:type="dxa"/>
@@ -2057,9 +2038,7 @@
       </w:tr>
       <w:tr>
         <w:tc>
-          <w:tcPr>
-            <w:tcW w:w="2460" w:type="dxa"/>
-          </w:tcPr>
+          <w:tcPr/>
           <w:p>
             <w:pPr>
               <w:pStyle w:val="Compact"/>
@@ -2071,7 +2050,7 @@
         </w:tc>
         <w:tc>
           <w:tcPr>
-            <w:tcW w:w="6328" w:type="dxa"/>
+            <w:tcW w:w="5788" w:type="dxa"/>
             <w:tcMar>
               <w:top w:w="60" w:type="dxa"/>
               <w:left w:w="120" w:type="dxa"/>
@@ -2104,6 +2083,7 @@
         </w:tc>
         <w:tc>
           <w:tcPr>
+            <w:tcW w:w="5788" w:type="dxa"/>
             <w:tcMar>
               <w:top w:w="60" w:type="dxa"/>
               <w:left w:w="120" w:type="dxa"/>
@@ -2135,9 +2115,7 @@
           </w:p>
         </w:tc>
         <w:tc>
-          <w:tcPr>
-            <w:tcW w:w="6328" w:type="dxa"/>
-          </w:tcPr>
+          <w:tcPr/>
           <w:p>
             <w:pPr>
               <w:pStyle w:val="Compact"/>
@@ -2150,19 +2128,10 @@
       </w:tr>
       <w:tr>
         <w:tc>
-          <w:tcPr>
-            <w:tcW w:w="2460" w:type="dxa"/>
-            <w:tcMar>
-              <w:top w:w="60" w:type="dxa"/>
-              <w:left w:w="120" w:type="dxa"/>
-              <w:bottom w:w="60" w:type="dxa"/>
-              <w:right w:w="120" w:type="dxa"/>
-            </w:tcMar>
-          </w:tcPr>
-          <w:p>
-            <w:pPr>
-              <w:pStyle w:val="Compact"/>
-              <w:wordWrap w:val="1"/>
+          <w:tcPr/>
+          <w:p>
+            <w:pPr>
+              <w:pStyle w:val="Compact"/>
             </w:pPr>
             <w:r>
               <w:t xml:space="preserve">Conditional (조건부 승인)</w:t>
@@ -2170,10 +2139,19 @@
           </w:p>
         </w:tc>
         <w:tc>
-          <w:tcPr/>
-          <w:p>
-            <w:pPr>
-              <w:pStyle w:val="Compact"/>
+          <w:tcPr>
+            <w:tcW w:w="5788" w:type="dxa"/>
+            <w:tcMar>
+              <w:top w:w="60" w:type="dxa"/>
+              <w:left w:w="120" w:type="dxa"/>
+              <w:bottom w:w="60" w:type="dxa"/>
+              <w:right w:w="120" w:type="dxa"/>
+            </w:tcMar>
+          </w:tcPr>
+          <w:p>
+            <w:pPr>
+              <w:pStyle w:val="Compact"/>
+              <w:wordWrap w:val="1"/>
             </w:pPr>
             <w:r>
               <w:t xml:space="preserve">특정 조건(품목 한정, 수량 제한, 추가 검사 등) 하에서만 발주가 허용되는 공급자. 시범 공급 단계 또는 시정조치 이행 중인 공급자</w:t>
@@ -2399,18 +2377,10 @@
       </w:tr>
       <w:tr>
         <w:tc>
-          <w:tcPr>
-            <w:tcMar>
-              <w:top w:w="60" w:type="dxa"/>
-              <w:left w:w="120" w:type="dxa"/>
-              <w:bottom w:w="60" w:type="dxa"/>
-              <w:right w:w="120" w:type="dxa"/>
-            </w:tcMar>
-          </w:tcPr>
-          <w:p>
-            <w:pPr>
-              <w:pStyle w:val="Compact"/>
-              <w:wordWrap w:val="1"/>
+          <w:tcPr/>
+          <w:p>
+            <w:pPr>
+              <w:pStyle w:val="Compact"/>
             </w:pPr>
             <w:r>
               <w:t xml:space="preserve">Flow-down Requirements</w:t>
@@ -2418,18 +2388,10 @@
           </w:p>
         </w:tc>
         <w:tc>
-          <w:tcPr>
-            <w:tcMar>
-              <w:top w:w="60" w:type="dxa"/>
-              <w:left w:w="120" w:type="dxa"/>
-              <w:bottom w:w="60" w:type="dxa"/>
-              <w:right w:w="120" w:type="dxa"/>
-            </w:tcMar>
-          </w:tcPr>
-          <w:p>
-            <w:pPr>
-              <w:pStyle w:val="Compact"/>
-              <w:wordWrap w:val="1"/>
+          <w:tcPr/>
+          <w:p>
+            <w:pPr>
+              <w:pStyle w:val="Compact"/>
             </w:pPr>
             <w:r>
               <w:t xml:space="preserve">고객으로부터 당사로, 당사에서 공급자로 전달(유동)해야 하는 품질/기술/규제 요구사항</w:t>
@@ -2473,7 +2435,7 @@
         </w:trPr>
         <w:tc>
           <w:tcPr>
-            <w:tcW w:w="2460" w:type="dxa"/>
+            <w:tcW w:w="3000" w:type="dxa"/>
             <w:tcMar>
               <w:top w:w="60" w:type="dxa"/>
               <w:left w:w="120" w:type="dxa"/>
@@ -2494,7 +2456,7 @@
         </w:tc>
         <w:tc>
           <w:tcPr>
-            <w:tcW w:w="6328" w:type="dxa"/>
+            <w:tcW w:w="5788" w:type="dxa"/>
             <w:tcMar>
               <w:top w:w="60" w:type="dxa"/>
               <w:left w:w="120" w:type="dxa"/>
@@ -2516,9 +2478,7 @@
       </w:tr>
       <w:tr>
         <w:tc>
-          <w:tcPr>
-            <w:tcW w:w="2460" w:type="dxa"/>
-          </w:tcPr>
+          <w:tcPr/>
           <w:p>
             <w:pPr>
               <w:pStyle w:val="Compact"/>
@@ -2534,7 +2494,7 @@
         </w:tc>
         <w:tc>
           <w:tcPr>
-            <w:tcW w:w="6328" w:type="dxa"/>
+            <w:tcW w:w="5788" w:type="dxa"/>
             <w:tcMar>
               <w:top w:w="60" w:type="dxa"/>
               <w:left w:w="120" w:type="dxa"/>
@@ -2570,10 +2530,19 @@
           </w:p>
         </w:tc>
         <w:tc>
-          <w:tcPr/>
-          <w:p>
-            <w:pPr>
-              <w:pStyle w:val="Compact"/>
+          <w:tcPr>
+            <w:tcW w:w="5788" w:type="dxa"/>
+            <w:tcMar>
+              <w:top w:w="60" w:type="dxa"/>
+              <w:left w:w="120" w:type="dxa"/>
+              <w:bottom w:w="60" w:type="dxa"/>
+              <w:right w:w="120" w:type="dxa"/>
+            </w:tcMar>
+          </w:tcPr>
+          <w:p>
+            <w:pPr>
+              <w:pStyle w:val="Compact"/>
+              <w:wordWrap w:val="1"/>
             </w:pPr>
             <w:r>
               <w:t xml:space="preserve">ASL 관리 체계 총괄; 공급자 품질 평가 체계 수립; 경영검토 시 ASL 현황 보고</w:t>
@@ -2583,9 +2552,7 @@
       </w:tr>
       <w:tr>
         <w:tc>
-          <w:tcPr>
-            <w:tcW w:w="2460" w:type="dxa"/>
-          </w:tcPr>
+          <w:tcPr/>
           <w:p>
             <w:pPr>
               <w:pStyle w:val="Compact"/>
@@ -2600,9 +2567,7 @@
           </w:p>
         </w:tc>
         <w:tc>
-          <w:tcPr>
-            <w:tcW w:w="6328" w:type="dxa"/>
-          </w:tcPr>
+          <w:tcPr/>
           <w:p>
             <w:pPr>
               <w:pStyle w:val="Compact"/>
@@ -2615,9 +2580,7 @@
       </w:tr>
       <w:tr>
         <w:tc>
-          <w:tcPr>
-            <w:tcW w:w="2460" w:type="dxa"/>
-          </w:tcPr>
+          <w:tcPr/>
           <w:p>
             <w:pPr>
               <w:pStyle w:val="Compact"/>
@@ -2633,11 +2596,18 @@
         </w:tc>
         <w:tc>
           <w:tcPr>
-            <w:tcW w:w="6328" w:type="dxa"/>
-          </w:tcPr>
-          <w:p>
-            <w:pPr>
-              <w:pStyle w:val="Compact"/>
+            <w:tcW w:w="5788" w:type="dxa"/>
+            <w:tcMar>
+              <w:top w:w="60" w:type="dxa"/>
+              <w:left w:w="120" w:type="dxa"/>
+              <w:bottom w:w="60" w:type="dxa"/>
+              <w:right w:w="120" w:type="dxa"/>
+            </w:tcMar>
+          </w:tcPr>
+          <w:p>
+            <w:pPr>
+              <w:pStyle w:val="Compact"/>
+              <w:wordWrap w:val="1"/>
             </w:pPr>
             <w:r>
               <w:t xml:space="preserve">공급자 품질 능력 평가(QP-808 연계); 수입검사(IQC) 데이터 기반 공급자 성과 분석; 공급자 현장 심사(QPA - PUR.04.00.07) 수행; C등급 공급자 개선 효과 확인 및 구매팀 최종 결과 통보</w:t>
@@ -2675,18 +2645,10 @@
       </w:tr>
       <w:tr>
         <w:tc>
-          <w:tcPr>
-            <w:tcMar>
-              <w:top w:w="60" w:type="dxa"/>
-              <w:left w:w="120" w:type="dxa"/>
-              <w:bottom w:w="60" w:type="dxa"/>
-              <w:right w:w="120" w:type="dxa"/>
-            </w:tcMar>
-          </w:tcPr>
-          <w:p>
-            <w:pPr>
-              <w:pStyle w:val="Compact"/>
-              <w:wordWrap w:val="1"/>
+          <w:tcPr/>
+          <w:p>
+            <w:pPr>
+              <w:pStyle w:val="Compact"/>
             </w:pPr>
             <w:r>
               <w:rPr>
@@ -2698,19 +2660,10 @@
           </w:p>
         </w:tc>
         <w:tc>
-          <w:tcPr>
-            <w:tcW w:w="6328" w:type="dxa"/>
-            <w:tcMar>
-              <w:top w:w="60" w:type="dxa"/>
-              <w:left w:w="120" w:type="dxa"/>
-              <w:bottom w:w="60" w:type="dxa"/>
-              <w:right w:w="120" w:type="dxa"/>
-            </w:tcMar>
-          </w:tcPr>
-          <w:p>
-            <w:pPr>
-              <w:pStyle w:val="Compact"/>
-              <w:wordWrap w:val="1"/>
+          <w:tcPr/>
+          <w:p>
+            <w:pPr>
+              <w:pStyle w:val="Compact"/>
             </w:pPr>
             <w:r>
               <w:t xml:space="preserve">고객 지정 공급자(NCCCĐ) 정보 내부 전달; 고객 QVL/ASL 요구사항 확인 및 전달</w:t>
@@ -4063,18 +4016,10 @@
           </w:p>
         </w:tc>
         <w:tc>
-          <w:tcPr>
-            <w:tcMar>
-              <w:top w:w="60" w:type="dxa"/>
-              <w:left w:w="120" w:type="dxa"/>
-              <w:bottom w:w="60" w:type="dxa"/>
-              <w:right w:w="120" w:type="dxa"/>
-            </w:tcMar>
-          </w:tcPr>
-          <w:p>
-            <w:pPr>
-              <w:pStyle w:val="Compact"/>
-              <w:wordWrap w:val="1"/>
+          <w:tcPr/>
+          <w:p>
+            <w:pPr>
+              <w:pStyle w:val="Compact"/>
             </w:pPr>
             <w:r>
               <w:t xml:space="preserve">시정조치 요구 후 재평가; 재평가 통과 시 시범 공급</w:t>
@@ -4170,7 +4115,7 @@
         </w:trPr>
         <w:tc>
           <w:tcPr>
-            <w:tcW w:w="2460" w:type="dxa"/>
+            <w:tcW w:w="1618" w:type="dxa"/>
             <w:tcMar>
               <w:top w:w="60" w:type="dxa"/>
               <w:left w:w="120" w:type="dxa"/>
@@ -4191,7 +4136,7 @@
         </w:tc>
         <w:tc>
           <w:tcPr>
-            <w:tcW w:w="6328" w:type="dxa"/>
+            <w:tcW w:w="7170" w:type="dxa"/>
             <w:tcMar>
               <w:top w:w="60" w:type="dxa"/>
               <w:left w:w="120" w:type="dxa"/>
@@ -4213,9 +4158,7 @@
       </w:tr>
       <w:tr>
         <w:tc>
-          <w:tcPr>
-            <w:tcW w:w="2460" w:type="dxa"/>
-          </w:tcPr>
+          <w:tcPr/>
           <w:p>
             <w:pPr>
               <w:pStyle w:val="Compact"/>
@@ -4227,7 +4170,7 @@
         </w:tc>
         <w:tc>
           <w:tcPr>
-            <w:tcW w:w="6328" w:type="dxa"/>
+            <w:tcW w:w="7170" w:type="dxa"/>
             <w:tcMar>
               <w:top w:w="60" w:type="dxa"/>
               <w:left w:w="120" w:type="dxa"/>
@@ -4260,6 +4203,7 @@
         </w:tc>
         <w:tc>
           <w:tcPr>
+            <w:tcW w:w="7170" w:type="dxa"/>
             <w:tcMar>
               <w:top w:w="60" w:type="dxa"/>
               <w:left w:w="120" w:type="dxa"/>
@@ -4295,9 +4239,7 @@
           </w:p>
         </w:tc>
         <w:tc>
-          <w:tcPr>
-            <w:tcW w:w="6328" w:type="dxa"/>
-          </w:tcPr>
+          <w:tcPr/>
           <w:p>
             <w:pPr>
               <w:pStyle w:val="Compact"/>
@@ -4310,19 +4252,10 @@
       </w:tr>
       <w:tr>
         <w:tc>
-          <w:tcPr>
-            <w:tcW w:w="2460" w:type="dxa"/>
-            <w:tcMar>
-              <w:top w:w="60" w:type="dxa"/>
-              <w:left w:w="120" w:type="dxa"/>
-              <w:bottom w:w="60" w:type="dxa"/>
-              <w:right w:w="120" w:type="dxa"/>
-            </w:tcMar>
-          </w:tcPr>
-          <w:p>
-            <w:pPr>
-              <w:pStyle w:val="Compact"/>
-              <w:wordWrap w:val="1"/>
+          <w:tcPr/>
+          <w:p>
+            <w:pPr>
+              <w:pStyle w:val="Compact"/>
             </w:pPr>
             <w:r>
               <w:t xml:space="preserve">발주 한도</w:t>
@@ -4330,10 +4263,19 @@
           </w:p>
         </w:tc>
         <w:tc>
-          <w:tcPr/>
-          <w:p>
-            <w:pPr>
-              <w:pStyle w:val="Compact"/>
+          <w:tcPr>
+            <w:tcW w:w="7170" w:type="dxa"/>
+            <w:tcMar>
+              <w:top w:w="60" w:type="dxa"/>
+              <w:left w:w="120" w:type="dxa"/>
+              <w:bottom w:w="60" w:type="dxa"/>
+              <w:right w:w="120" w:type="dxa"/>
+            </w:tcMar>
+          </w:tcPr>
+          <w:p>
+            <w:pPr>
+              <w:pStyle w:val="Compact"/>
+              <w:wordWrap w:val="1"/>
             </w:pPr>
             <w:r>
               <w:t xml:space="preserve">단일 품목, 1차 공급원으로만 사용 불가(2nd Source로 운용)</w:t>
@@ -4343,18 +4285,10 @@
       </w:tr>
       <w:tr>
         <w:tc>
-          <w:tcPr>
-            <w:tcMar>
-              <w:top w:w="60" w:type="dxa"/>
-              <w:left w:w="120" w:type="dxa"/>
-              <w:bottom w:w="60" w:type="dxa"/>
-              <w:right w:w="120" w:type="dxa"/>
-            </w:tcMar>
-          </w:tcPr>
-          <w:p>
-            <w:pPr>
-              <w:pStyle w:val="Compact"/>
-              <w:wordWrap w:val="1"/>
+          <w:tcPr/>
+          <w:p>
+            <w:pPr>
+              <w:pStyle w:val="Compact"/>
             </w:pPr>
             <w:r>
               <w:t xml:space="preserve">모니터링</w:t>
@@ -4362,18 +4296,10 @@
           </w:p>
         </w:tc>
         <w:tc>
-          <w:tcPr>
-            <w:tcMar>
-              <w:top w:w="60" w:type="dxa"/>
-              <w:left w:w="120" w:type="dxa"/>
-              <w:bottom w:w="60" w:type="dxa"/>
-              <w:right w:w="120" w:type="dxa"/>
-            </w:tcMar>
-          </w:tcPr>
-          <w:p>
-            <w:pPr>
-              <w:pStyle w:val="Compact"/>
-              <w:wordWrap w:val="1"/>
+          <w:tcPr/>
+          <w:p>
+            <w:pPr>
+              <w:pStyle w:val="Compact"/>
             </w:pPr>
             <w:r>
               <w:t xml:space="preserve">월 1회 품질/납기 성과 평가</w:t>
@@ -5359,278 +5285,426 @@
         <w:t xml:space="preserve">7.2 상태 전환 매트릭스</w:t>
       </w:r>
     </w:p>
-    <w:p>
-      <w:pPr>
-        <w:pStyle w:val="SourceCode"/>
-      </w:pPr>
-      <w:r>
-        <w:rPr>
-          <w:rStyle w:val="VerbatimChar"/>
-        </w:rPr>
-        <w:t xml:space="preserve">                    정상 운영</w:t>
-      </w:r>
-      <w:r>
-        <w:br/>
-      </w:r>
-      <w:r>
-        <w:rPr>
-          <w:rStyle w:val="VerbatimChar"/>
-        </w:rPr>
-        <w:t xml:space="preserve">                       │</w:t>
-      </w:r>
-      <w:r>
-        <w:br/>
-      </w:r>
-      <w:r>
-        <w:rPr>
-          <w:rStyle w:val="VerbatimChar"/>
-        </w:rPr>
-        <w:t xml:space="preserve">                   ┌───┴───┐</w:t>
-      </w:r>
-      <w:r>
-        <w:br/>
-      </w:r>
-      <w:r>
-        <w:rPr>
-          <w:rStyle w:val="VerbatimChar"/>
-        </w:rPr>
-        <w:t xml:space="preserve">                   │       │</w:t>
-      </w:r>
-      <w:r>
-        <w:br/>
-      </w:r>
-      <w:r>
-        <w:rPr>
-          <w:rStyle w:val="VerbatimChar"/>
-        </w:rPr>
-        <w:t xml:space="preserve">              Approved  Conditional</w:t>
-      </w:r>
-      <w:r>
-        <w:br/>
-      </w:r>
-      <w:r>
-        <w:rPr>
-          <w:rStyle w:val="VerbatimChar"/>
-        </w:rPr>
-        <w:t xml:space="preserve">               (A)       (C)</w:t>
-      </w:r>
-      <w:r>
-        <w:br/>
-      </w:r>
-      <w:r>
-        <w:rPr>
-          <w:rStyle w:val="VerbatimChar"/>
-        </w:rPr>
-        <w:t xml:space="preserve">                │         │</w:t>
-      </w:r>
-      <w:r>
-        <w:br/>
-      </w:r>
-      <w:r>
-        <w:rPr>
-          <w:rStyle w:val="VerbatimChar"/>
-        </w:rPr>
-        <w:t xml:space="preserve">                ├─────────┤</w:t>
-      </w:r>
-      <w:r>
-        <w:br/>
-      </w:r>
-      <w:r>
-        <w:rPr>
-          <w:rStyle w:val="VerbatimChar"/>
-        </w:rPr>
-        <w:t xml:space="preserve">                │         │</w:t>
-      </w:r>
-      <w:r>
-        <w:br/>
-      </w:r>
-      <w:r>
-        <w:rPr>
-          <w:rStyle w:val="VerbatimChar"/>
-        </w:rPr>
-        <w:t xml:space="preserve">           성과 저하    미달 지속</w:t>
-      </w:r>
-      <w:r>
-        <w:br/>
-      </w:r>
-      <w:r>
-        <w:rPr>
-          <w:rStyle w:val="VerbatimChar"/>
-        </w:rPr>
-        <w:t xml:space="preserve">                │         │</w:t>
-      </w:r>
-      <w:r>
-        <w:br/>
-      </w:r>
-      <w:r>
-        <w:rPr>
-          <w:rStyle w:val="VerbatimChar"/>
-        </w:rPr>
-        <w:t xml:space="preserve">                ▼         ▼</w:t>
-      </w:r>
-      <w:r>
-        <w:br/>
-      </w:r>
-      <w:r>
-        <w:rPr>
-          <w:rStyle w:val="VerbatimChar"/>
-        </w:rPr>
-        <w:t xml:space="preserve">            Probation ←───┘</w:t>
-      </w:r>
-      <w:r>
-        <w:br/>
-      </w:r>
-      <w:r>
-        <w:rPr>
-          <w:rStyle w:val="VerbatimChar"/>
-        </w:rPr>
-        <w:t xml:space="preserve">               (P)</w:t>
-      </w:r>
-      <w:r>
-        <w:br/>
-      </w:r>
-      <w:r>
-        <w:rPr>
-          <w:rStyle w:val="VerbatimChar"/>
-        </w:rPr>
-        <w:t xml:space="preserve">                │</w:t>
-      </w:r>
-      <w:r>
-        <w:br/>
-      </w:r>
-      <w:r>
-        <w:rPr>
-          <w:rStyle w:val="VerbatimChar"/>
-        </w:rPr>
-        <w:t xml:space="preserve">          ┌─────┴─────┐</w:t>
-      </w:r>
-      <w:r>
-        <w:br/>
-      </w:r>
-      <w:r>
-        <w:rPr>
-          <w:rStyle w:val="VerbatimChar"/>
-        </w:rPr>
-        <w:t xml:space="preserve">          │           │</w:t>
-      </w:r>
-      <w:r>
-        <w:br/>
-      </w:r>
-      <w:r>
-        <w:rPr>
-          <w:rStyle w:val="VerbatimChar"/>
-        </w:rPr>
-        <w:t xml:space="preserve">       개선 완료   미개선/중대 사고</w:t>
-      </w:r>
-      <w:r>
-        <w:br/>
-      </w:r>
-      <w:r>
-        <w:rPr>
-          <w:rStyle w:val="VerbatimChar"/>
-        </w:rPr>
-        <w:t xml:space="preserve">          │           │</w:t>
-      </w:r>
-      <w:r>
-        <w:br/>
-      </w:r>
-      <w:r>
-        <w:rPr>
-          <w:rStyle w:val="VerbatimChar"/>
-        </w:rPr>
-        <w:t xml:space="preserve">          ▼           ▼</w:t>
-      </w:r>
-      <w:r>
-        <w:br/>
-      </w:r>
-      <w:r>
-        <w:rPr>
-          <w:rStyle w:val="VerbatimChar"/>
-        </w:rPr>
-        <w:t xml:space="preserve">      Approved    Suspended</w:t>
-      </w:r>
-      <w:r>
-        <w:br/>
-      </w:r>
-      <w:r>
-        <w:rPr>
-          <w:rStyle w:val="VerbatimChar"/>
-        </w:rPr>
-        <w:t xml:space="preserve">       (A)          (S)</w:t>
-      </w:r>
-      <w:r>
-        <w:br/>
-      </w:r>
-      <w:r>
-        <w:rPr>
-          <w:rStyle w:val="VerbatimChar"/>
-        </w:rPr>
-        <w:t xml:space="preserve">                     │</w:t>
-      </w:r>
-      <w:r>
-        <w:br/>
-      </w:r>
-      <w:r>
-        <w:rPr>
-          <w:rStyle w:val="VerbatimChar"/>
-        </w:rPr>
-        <w:t xml:space="preserve">               ┌─────┴─────┐</w:t>
-      </w:r>
-      <w:r>
-        <w:br/>
-      </w:r>
-      <w:r>
-        <w:rPr>
-          <w:rStyle w:val="VerbatimChar"/>
-        </w:rPr>
-        <w:t xml:space="preserve">               │           │</w:t>
-      </w:r>
-      <w:r>
-        <w:br/>
-      </w:r>
-      <w:r>
-        <w:rPr>
-          <w:rStyle w:val="VerbatimChar"/>
-        </w:rPr>
-        <w:t xml:space="preserve">            시정 완료    시정 불가</w:t>
-      </w:r>
-      <w:r>
-        <w:br/>
-      </w:r>
-      <w:r>
-        <w:rPr>
-          <w:rStyle w:val="VerbatimChar"/>
-        </w:rPr>
-        <w:t xml:space="preserve">               │           │</w:t>
-      </w:r>
-      <w:r>
-        <w:br/>
-      </w:r>
-      <w:r>
-        <w:rPr>
-          <w:rStyle w:val="VerbatimChar"/>
-        </w:rPr>
-        <w:t xml:space="preserve">               ▼           ▼</w:t>
-      </w:r>
-      <w:r>
-        <w:br/>
-      </w:r>
-      <w:r>
-        <w:rPr>
-          <w:rStyle w:val="VerbatimChar"/>
-        </w:rPr>
-        <w:t xml:space="preserve">           Conditional   Removed</w:t>
-      </w:r>
-      <w:r>
-        <w:br/>
-      </w:r>
-      <w:r>
-        <w:rPr>
-          <w:rStyle w:val="VerbatimChar"/>
-        </w:rPr>
-        <w:t xml:space="preserve">            (C)           (R)</w:t>
-      </w:r>
-    </w:p>
+    <w:tbl>
+      <w:tblPr>
+        <w:tblLook w:firstColumn="1" w:firstRow="1" w:lastColumn="0" w:lastRow="0" w:noHBand="0" w:noVBand="1" w:val="04A0"/>
+        <w:tblW w:w="8788" w:type="dxa"/>
+        <w:tblBorders>
+          <w:top w:val="single" w:sz="4" w:color="2E74B5" w:space="0"/>
+          <w:left w:val="single" w:sz="4" w:color="2E74B5" w:space="0"/>
+          <w:bottom w:val="single" w:sz="4" w:color="2E74B5" w:space="0"/>
+          <w:right w:val="single" w:sz="4" w:color="2E74B5" w:space="0"/>
+          <w:insideH w:val="single" w:sz="4" w:color="BDD7EE" w:space="0"/>
+          <w:insideV w:val="single" w:sz="2" w:color="D9D9D9" w:space="0"/>
+        </w:tblBorders>
+      </w:tblPr>
+      <w:tblGrid>
+        <w:gridCol w:w="8788"/>
+      </w:tblGrid>
+      <w:tr>
+        <w:tc>
+          <w:tcPr>
+            <w:tcW w:w="8788" w:type="dxa"/>
+            <w:tcMar>
+              <w:top w:w="80" w:type="dxa"/>
+              <w:left w:w="140" w:type="dxa"/>
+              <w:bottom w:w="80" w:type="dxa"/>
+              <w:right w:w="140" w:type="dxa"/>
+            </w:tcMar>
+          </w:tcPr>
+          <w:p>
+            <w:pPr>
+              <w:spacing w:before="0" w:after="0" w:line="240" w:lineRule="auto"/>
+            </w:pPr>
+            <w:r>
+              <w:rPr>
+                <w:rFonts w:ascii="Courier New" w:hAnsi="Courier New" w:eastAsia="NanumGothicCoding"/>
+                <w:sz w:val="18"/>
+                <w:szCs w:val="18"/>
+              </w:rPr>
+              <w:t xml:space="preserve">                    정상 운영</w:t>
+            </w:r>
+          </w:p>
+          <w:p>
+            <w:pPr>
+              <w:spacing w:before="0" w:after="0" w:line="240" w:lineRule="auto"/>
+            </w:pPr>
+            <w:r>
+              <w:rPr>
+                <w:rFonts w:ascii="Courier New" w:hAnsi="Courier New" w:eastAsia="NanumGothicCoding"/>
+                <w:sz w:val="18"/>
+                <w:szCs w:val="18"/>
+              </w:rPr>
+              <w:t xml:space="preserve">                       │</w:t>
+            </w:r>
+          </w:p>
+          <w:p>
+            <w:pPr>
+              <w:spacing w:before="0" w:after="0" w:line="240" w:lineRule="auto"/>
+            </w:pPr>
+            <w:r>
+              <w:rPr>
+                <w:rFonts w:ascii="Courier New" w:hAnsi="Courier New" w:eastAsia="NanumGothicCoding"/>
+                <w:sz w:val="18"/>
+                <w:szCs w:val="18"/>
+              </w:rPr>
+              <w:t xml:space="preserve">                   ┌───┴───┐</w:t>
+            </w:r>
+          </w:p>
+          <w:p>
+            <w:pPr>
+              <w:spacing w:before="0" w:after="0" w:line="240" w:lineRule="auto"/>
+            </w:pPr>
+            <w:r>
+              <w:rPr>
+                <w:rFonts w:ascii="Courier New" w:hAnsi="Courier New" w:eastAsia="NanumGothicCoding"/>
+                <w:sz w:val="18"/>
+                <w:szCs w:val="18"/>
+              </w:rPr>
+              <w:t xml:space="preserve">                   │       │</w:t>
+            </w:r>
+          </w:p>
+          <w:p>
+            <w:pPr>
+              <w:spacing w:before="0" w:after="0" w:line="240" w:lineRule="auto"/>
+            </w:pPr>
+            <w:r>
+              <w:rPr>
+                <w:rFonts w:ascii="Courier New" w:hAnsi="Courier New" w:eastAsia="NanumGothicCoding"/>
+                <w:sz w:val="18"/>
+                <w:szCs w:val="18"/>
+              </w:rPr>
+              <w:t xml:space="preserve">              Approved  Conditional</w:t>
+            </w:r>
+          </w:p>
+          <w:p>
+            <w:pPr>
+              <w:spacing w:before="0" w:after="0" w:line="240" w:lineRule="auto"/>
+            </w:pPr>
+            <w:r>
+              <w:rPr>
+                <w:rFonts w:ascii="Courier New" w:hAnsi="Courier New" w:eastAsia="NanumGothicCoding"/>
+                <w:sz w:val="18"/>
+                <w:szCs w:val="18"/>
+              </w:rPr>
+              <w:t xml:space="preserve">               (A)       (C)</w:t>
+            </w:r>
+          </w:p>
+          <w:p>
+            <w:pPr>
+              <w:spacing w:before="0" w:after="0" w:line="240" w:lineRule="auto"/>
+            </w:pPr>
+            <w:r>
+              <w:rPr>
+                <w:rFonts w:ascii="Courier New" w:hAnsi="Courier New" w:eastAsia="NanumGothicCoding"/>
+                <w:sz w:val="18"/>
+                <w:szCs w:val="18"/>
+              </w:rPr>
+              <w:t xml:space="preserve">                │         │</w:t>
+            </w:r>
+          </w:p>
+          <w:p>
+            <w:pPr>
+              <w:spacing w:before="0" w:after="0" w:line="240" w:lineRule="auto"/>
+            </w:pPr>
+            <w:r>
+              <w:rPr>
+                <w:rFonts w:ascii="Courier New" w:hAnsi="Courier New" w:eastAsia="NanumGothicCoding"/>
+                <w:sz w:val="18"/>
+                <w:szCs w:val="18"/>
+              </w:rPr>
+              <w:t xml:space="preserve">                ├─────────┤</w:t>
+            </w:r>
+          </w:p>
+          <w:p>
+            <w:pPr>
+              <w:spacing w:before="0" w:after="0" w:line="240" w:lineRule="auto"/>
+            </w:pPr>
+            <w:r>
+              <w:rPr>
+                <w:rFonts w:ascii="Courier New" w:hAnsi="Courier New" w:eastAsia="NanumGothicCoding"/>
+                <w:sz w:val="18"/>
+                <w:szCs w:val="18"/>
+              </w:rPr>
+              <w:t xml:space="preserve">                │         │</w:t>
+            </w:r>
+          </w:p>
+          <w:p>
+            <w:pPr>
+              <w:spacing w:before="0" w:after="0" w:line="240" w:lineRule="auto"/>
+            </w:pPr>
+            <w:r>
+              <w:rPr>
+                <w:rFonts w:ascii="Courier New" w:hAnsi="Courier New" w:eastAsia="NanumGothicCoding"/>
+                <w:sz w:val="18"/>
+                <w:szCs w:val="18"/>
+              </w:rPr>
+              <w:t xml:space="preserve">           성과 저하    미달 지속</w:t>
+            </w:r>
+          </w:p>
+          <w:p>
+            <w:pPr>
+              <w:spacing w:before="0" w:after="0" w:line="240" w:lineRule="auto"/>
+            </w:pPr>
+            <w:r>
+              <w:rPr>
+                <w:rFonts w:ascii="Courier New" w:hAnsi="Courier New" w:eastAsia="NanumGothicCoding"/>
+                <w:sz w:val="18"/>
+                <w:szCs w:val="18"/>
+              </w:rPr>
+              <w:t xml:space="preserve">                │         │</w:t>
+            </w:r>
+          </w:p>
+          <w:p>
+            <w:pPr>
+              <w:spacing w:before="0" w:after="0" w:line="240" w:lineRule="auto"/>
+            </w:pPr>
+            <w:r>
+              <w:rPr>
+                <w:rFonts w:ascii="Courier New" w:hAnsi="Courier New" w:eastAsia="NanumGothicCoding"/>
+                <w:sz w:val="18"/>
+                <w:szCs w:val="18"/>
+              </w:rPr>
+              <w:t xml:space="preserve">                ▼         ▼</w:t>
+            </w:r>
+          </w:p>
+          <w:p>
+            <w:pPr>
+              <w:spacing w:before="0" w:after="0" w:line="240" w:lineRule="auto"/>
+            </w:pPr>
+            <w:r>
+              <w:rPr>
+                <w:rFonts w:ascii="Courier New" w:hAnsi="Courier New" w:eastAsia="NanumGothicCoding"/>
+                <w:sz w:val="18"/>
+                <w:szCs w:val="18"/>
+              </w:rPr>
+              <w:t xml:space="preserve">            Probation ←───┘</w:t>
+            </w:r>
+          </w:p>
+          <w:p>
+            <w:pPr>
+              <w:spacing w:before="0" w:after="0" w:line="240" w:lineRule="auto"/>
+            </w:pPr>
+            <w:r>
+              <w:rPr>
+                <w:rFonts w:ascii="Courier New" w:hAnsi="Courier New" w:eastAsia="NanumGothicCoding"/>
+                <w:sz w:val="18"/>
+                <w:szCs w:val="18"/>
+              </w:rPr>
+              <w:t xml:space="preserve">               (P)</w:t>
+            </w:r>
+          </w:p>
+          <w:p>
+            <w:pPr>
+              <w:spacing w:before="0" w:after="0" w:line="240" w:lineRule="auto"/>
+            </w:pPr>
+            <w:r>
+              <w:rPr>
+                <w:rFonts w:ascii="Courier New" w:hAnsi="Courier New" w:eastAsia="NanumGothicCoding"/>
+                <w:sz w:val="18"/>
+                <w:szCs w:val="18"/>
+              </w:rPr>
+              <w:t xml:space="preserve">                │</w:t>
+            </w:r>
+          </w:p>
+          <w:p>
+            <w:pPr>
+              <w:spacing w:before="0" w:after="0" w:line="240" w:lineRule="auto"/>
+            </w:pPr>
+            <w:r>
+              <w:rPr>
+                <w:rFonts w:ascii="Courier New" w:hAnsi="Courier New" w:eastAsia="NanumGothicCoding"/>
+                <w:sz w:val="18"/>
+                <w:szCs w:val="18"/>
+              </w:rPr>
+              <w:t xml:space="preserve">          ┌─────┴─────┐</w:t>
+            </w:r>
+          </w:p>
+          <w:p>
+            <w:pPr>
+              <w:spacing w:before="0" w:after="0" w:line="240" w:lineRule="auto"/>
+            </w:pPr>
+            <w:r>
+              <w:rPr>
+                <w:rFonts w:ascii="Courier New" w:hAnsi="Courier New" w:eastAsia="NanumGothicCoding"/>
+                <w:sz w:val="18"/>
+                <w:szCs w:val="18"/>
+              </w:rPr>
+              <w:t xml:space="preserve">          │           │</w:t>
+            </w:r>
+          </w:p>
+          <w:p>
+            <w:pPr>
+              <w:spacing w:before="0" w:after="0" w:line="240" w:lineRule="auto"/>
+            </w:pPr>
+            <w:r>
+              <w:rPr>
+                <w:rFonts w:ascii="Courier New" w:hAnsi="Courier New" w:eastAsia="NanumGothicCoding"/>
+                <w:sz w:val="18"/>
+                <w:szCs w:val="18"/>
+              </w:rPr>
+              <w:t xml:space="preserve">       개선 완료   미개선/중대 사고</w:t>
+            </w:r>
+          </w:p>
+          <w:p>
+            <w:pPr>
+              <w:spacing w:before="0" w:after="0" w:line="240" w:lineRule="auto"/>
+            </w:pPr>
+            <w:r>
+              <w:rPr>
+                <w:rFonts w:ascii="Courier New" w:hAnsi="Courier New" w:eastAsia="NanumGothicCoding"/>
+                <w:sz w:val="18"/>
+                <w:szCs w:val="18"/>
+              </w:rPr>
+              <w:t xml:space="preserve">          │           │</w:t>
+            </w:r>
+          </w:p>
+          <w:p>
+            <w:pPr>
+              <w:spacing w:before="0" w:after="0" w:line="240" w:lineRule="auto"/>
+            </w:pPr>
+            <w:r>
+              <w:rPr>
+                <w:rFonts w:ascii="Courier New" w:hAnsi="Courier New" w:eastAsia="NanumGothicCoding"/>
+                <w:sz w:val="18"/>
+                <w:szCs w:val="18"/>
+              </w:rPr>
+              <w:t xml:space="preserve">          ▼           ▼</w:t>
+            </w:r>
+          </w:p>
+          <w:p>
+            <w:pPr>
+              <w:spacing w:before="0" w:after="0" w:line="240" w:lineRule="auto"/>
+            </w:pPr>
+            <w:r>
+              <w:rPr>
+                <w:rFonts w:ascii="Courier New" w:hAnsi="Courier New" w:eastAsia="NanumGothicCoding"/>
+                <w:sz w:val="18"/>
+                <w:szCs w:val="18"/>
+              </w:rPr>
+              <w:t xml:space="preserve">      Approved    Suspended</w:t>
+            </w:r>
+          </w:p>
+          <w:p>
+            <w:pPr>
+              <w:spacing w:before="0" w:after="0" w:line="240" w:lineRule="auto"/>
+            </w:pPr>
+            <w:r>
+              <w:rPr>
+                <w:rFonts w:ascii="Courier New" w:hAnsi="Courier New" w:eastAsia="NanumGothicCoding"/>
+                <w:sz w:val="18"/>
+                <w:szCs w:val="18"/>
+              </w:rPr>
+              <w:t xml:space="preserve">       (A)          (S)</w:t>
+            </w:r>
+          </w:p>
+          <w:p>
+            <w:pPr>
+              <w:spacing w:before="0" w:after="0" w:line="240" w:lineRule="auto"/>
+            </w:pPr>
+            <w:r>
+              <w:rPr>
+                <w:rFonts w:ascii="Courier New" w:hAnsi="Courier New" w:eastAsia="NanumGothicCoding"/>
+                <w:sz w:val="18"/>
+                <w:szCs w:val="18"/>
+              </w:rPr>
+              <w:t xml:space="preserve">                     │</w:t>
+            </w:r>
+          </w:p>
+          <w:p>
+            <w:pPr>
+              <w:spacing w:before="0" w:after="0" w:line="240" w:lineRule="auto"/>
+            </w:pPr>
+            <w:r>
+              <w:rPr>
+                <w:rFonts w:ascii="Courier New" w:hAnsi="Courier New" w:eastAsia="NanumGothicCoding"/>
+                <w:sz w:val="18"/>
+                <w:szCs w:val="18"/>
+              </w:rPr>
+              <w:t xml:space="preserve">               ┌─────┴─────┐</w:t>
+            </w:r>
+          </w:p>
+          <w:p>
+            <w:pPr>
+              <w:spacing w:before="0" w:after="0" w:line="240" w:lineRule="auto"/>
+            </w:pPr>
+            <w:r>
+              <w:rPr>
+                <w:rFonts w:ascii="Courier New" w:hAnsi="Courier New" w:eastAsia="NanumGothicCoding"/>
+                <w:sz w:val="18"/>
+                <w:szCs w:val="18"/>
+              </w:rPr>
+              <w:t xml:space="preserve">               │           │</w:t>
+            </w:r>
+          </w:p>
+          <w:p>
+            <w:pPr>
+              <w:spacing w:before="0" w:after="0" w:line="240" w:lineRule="auto"/>
+            </w:pPr>
+            <w:r>
+              <w:rPr>
+                <w:rFonts w:ascii="Courier New" w:hAnsi="Courier New" w:eastAsia="NanumGothicCoding"/>
+                <w:sz w:val="18"/>
+                <w:szCs w:val="18"/>
+              </w:rPr>
+              <w:t xml:space="preserve">            시정 완료    시정 불가</w:t>
+            </w:r>
+          </w:p>
+          <w:p>
+            <w:pPr>
+              <w:spacing w:before="0" w:after="0" w:line="240" w:lineRule="auto"/>
+            </w:pPr>
+            <w:r>
+              <w:rPr>
+                <w:rFonts w:ascii="Courier New" w:hAnsi="Courier New" w:eastAsia="NanumGothicCoding"/>
+                <w:sz w:val="18"/>
+                <w:szCs w:val="18"/>
+              </w:rPr>
+              <w:t xml:space="preserve">               │           │</w:t>
+            </w:r>
+          </w:p>
+          <w:p>
+            <w:pPr>
+              <w:spacing w:before="0" w:after="0" w:line="240" w:lineRule="auto"/>
+            </w:pPr>
+            <w:r>
+              <w:rPr>
+                <w:rFonts w:ascii="Courier New" w:hAnsi="Courier New" w:eastAsia="NanumGothicCoding"/>
+                <w:sz w:val="18"/>
+                <w:szCs w:val="18"/>
+              </w:rPr>
+              <w:t xml:space="preserve">               ▼           ▼</w:t>
+            </w:r>
+          </w:p>
+          <w:p>
+            <w:pPr>
+              <w:spacing w:before="0" w:after="0" w:line="240" w:lineRule="auto"/>
+            </w:pPr>
+            <w:r>
+              <w:rPr>
+                <w:rFonts w:ascii="Courier New" w:hAnsi="Courier New" w:eastAsia="NanumGothicCoding"/>
+                <w:sz w:val="18"/>
+                <w:szCs w:val="18"/>
+              </w:rPr>
+              <w:t xml:space="preserve">           Conditional   Removed</w:t>
+            </w:r>
+          </w:p>
+          <w:p>
+            <w:pPr>
+              <w:spacing w:before="0" w:after="0" w:line="240" w:lineRule="auto"/>
+            </w:pPr>
+            <w:r>
+              <w:rPr>
+                <w:rFonts w:ascii="Courier New" w:hAnsi="Courier New" w:eastAsia="NanumGothicCoding"/>
+                <w:sz w:val="18"/>
+                <w:szCs w:val="18"/>
+              </w:rPr>
+              <w:t xml:space="preserve">            (C)           (R)</w:t>
+            </w:r>
+          </w:p>
+        </w:tc>
+      </w:tr>
+    </w:tbl>
     <w:bookmarkEnd w:id="31"/>
     <w:bookmarkStart w:id="35" w:name="상태-전환-사유"/>
     <w:p>
@@ -7734,7 +7808,7 @@
         </w:trPr>
         <w:tc>
           <w:tcPr>
-            <w:tcW w:w="2460" w:type="dxa"/>
+            <w:tcW w:w="1618" w:type="dxa"/>
             <w:tcMar>
               <w:top w:w="60" w:type="dxa"/>
               <w:left w:w="120" w:type="dxa"/>
@@ -7755,7 +7829,7 @@
         </w:tc>
         <w:tc>
           <w:tcPr>
-            <w:tcW w:w="6328" w:type="dxa"/>
+            <w:tcW w:w="7170" w:type="dxa"/>
             <w:tcMar>
               <w:top w:w="60" w:type="dxa"/>
               <w:left w:w="120" w:type="dxa"/>
@@ -7777,9 +7851,7 @@
       </w:tr>
       <w:tr>
         <w:tc>
-          <w:tcPr>
-            <w:tcW w:w="2460" w:type="dxa"/>
-          </w:tcPr>
+          <w:tcPr/>
           <w:p>
             <w:pPr>
               <w:pStyle w:val="Compact"/>
@@ -7791,7 +7863,7 @@
         </w:tc>
         <w:tc>
           <w:tcPr>
-            <w:tcW w:w="6328" w:type="dxa"/>
+            <w:tcW w:w="7170" w:type="dxa"/>
             <w:tcMar>
               <w:top w:w="60" w:type="dxa"/>
               <w:left w:w="120" w:type="dxa"/>
@@ -7812,9 +7884,7 @@
       </w:tr>
       <w:tr>
         <w:tc>
-          <w:tcPr>
-            <w:tcW w:w="2460" w:type="dxa"/>
-          </w:tcPr>
+          <w:tcPr/>
           <w:p>
             <w:pPr>
               <w:pStyle w:val="Compact"/>
@@ -7826,11 +7896,18 @@
         </w:tc>
         <w:tc>
           <w:tcPr>
-            <w:tcW w:w="6328" w:type="dxa"/>
-          </w:tcPr>
-          <w:p>
-            <w:pPr>
-              <w:pStyle w:val="Compact"/>
+            <w:tcW w:w="7170" w:type="dxa"/>
+            <w:tcMar>
+              <w:top w:w="60" w:type="dxa"/>
+              <w:left w:w="120" w:type="dxa"/>
+              <w:bottom w:w="60" w:type="dxa"/>
+              <w:right w:w="120" w:type="dxa"/>
+            </w:tcMar>
+          </w:tcPr>
+          <w:p>
+            <w:pPr>
+              <w:pStyle w:val="Compact"/>
+              <w:wordWrap w:val="1"/>
             </w:pPr>
             <w:r>
               <w:t xml:space="preserve">기존 ASL 공급자 공급 불가, 긴급 고객 요구, 단종품 대체 등</w:t>
@@ -7876,11 +7953,18 @@
         </w:tc>
         <w:tc>
           <w:tcPr>
-            <w:tcW w:w="6328" w:type="dxa"/>
-          </w:tcPr>
-          <w:p>
-            <w:pPr>
-              <w:pStyle w:val="Compact"/>
+            <w:tcW w:w="7170" w:type="dxa"/>
+            <w:tcMar>
+              <w:top w:w="60" w:type="dxa"/>
+              <w:left w:w="120" w:type="dxa"/>
+              <w:bottom w:w="60" w:type="dxa"/>
+              <w:right w:w="120" w:type="dxa"/>
+            </w:tcMar>
+          </w:tcPr>
+          <w:p>
+            <w:pPr>
+              <w:pStyle w:val="Compact"/>
+              <w:wordWrap w:val="1"/>
             </w:pPr>
             <w:r>
               <w:t xml:space="preserve">1회성 발주에 한함. 계속 거래 시 ASL 등재 절차 수행</w:t>
@@ -7890,19 +7974,10 @@
       </w:tr>
       <w:tr>
         <w:tc>
-          <w:tcPr>
-            <w:tcW w:w="2460" w:type="dxa"/>
-            <w:tcMar>
-              <w:top w:w="60" w:type="dxa"/>
-              <w:left w:w="120" w:type="dxa"/>
-              <w:bottom w:w="60" w:type="dxa"/>
-              <w:right w:w="120" w:type="dxa"/>
-            </w:tcMar>
-          </w:tcPr>
-          <w:p>
-            <w:pPr>
-              <w:pStyle w:val="Compact"/>
-              <w:wordWrap w:val="1"/>
+          <w:tcPr/>
+          <w:p>
+            <w:pPr>
+              <w:pStyle w:val="Compact"/>
             </w:pPr>
             <w:r>
               <w:t xml:space="preserve">기록</w:t>
@@ -7923,18 +7998,10 @@
       </w:tr>
       <w:tr>
         <w:tc>
-          <w:tcPr>
-            <w:tcMar>
-              <w:top w:w="60" w:type="dxa"/>
-              <w:left w:w="120" w:type="dxa"/>
-              <w:bottom w:w="60" w:type="dxa"/>
-              <w:right w:w="120" w:type="dxa"/>
-            </w:tcMar>
-          </w:tcPr>
-          <w:p>
-            <w:pPr>
-              <w:pStyle w:val="Compact"/>
-              <w:wordWrap w:val="1"/>
+          <w:tcPr/>
+          <w:p>
+            <w:pPr>
+              <w:pStyle w:val="Compact"/>
             </w:pPr>
             <w:r>
               <w:t xml:space="preserve">고객 통보</w:t>
@@ -7942,18 +8009,10 @@
           </w:p>
         </w:tc>
         <w:tc>
-          <w:tcPr>
-            <w:tcMar>
-              <w:top w:w="60" w:type="dxa"/>
-              <w:left w:w="120" w:type="dxa"/>
-              <w:bottom w:w="60" w:type="dxa"/>
-              <w:right w:w="120" w:type="dxa"/>
-            </w:tcMar>
-          </w:tcPr>
-          <w:p>
-            <w:pPr>
-              <w:pStyle w:val="Compact"/>
-              <w:wordWrap w:val="1"/>
+          <w:tcPr/>
+          <w:p>
+            <w:pPr>
+              <w:pStyle w:val="Compact"/>
             </w:pPr>
             <w:r>
               <w:t xml:space="preserve">안전 관련 부품인 경우 고객 사전 통보 및 승인 필요</w:t>
@@ -8474,10 +8533,18 @@
       </w:tr>
       <w:tr>
         <w:tc>
-          <w:tcPr/>
-          <w:p>
-            <w:pPr>
-              <w:pStyle w:val="Compact"/>
+          <w:tcPr>
+            <w:tcMar>
+              <w:top w:w="60" w:type="dxa"/>
+              <w:left w:w="120" w:type="dxa"/>
+              <w:bottom w:w="60" w:type="dxa"/>
+              <w:right w:w="120" w:type="dxa"/>
+            </w:tcMar>
+          </w:tcPr>
+          <w:p>
+            <w:pPr>
+              <w:pStyle w:val="Compact"/>
+              <w:wordWrap w:val="1"/>
             </w:pPr>
             <w:r>
               <w:t xml:space="preserve">열처리 (Heat Treatment)</w:t>
@@ -8485,10 +8552,18 @@
           </w:p>
         </w:tc>
         <w:tc>
-          <w:tcPr/>
-          <w:p>
-            <w:pPr>
-              <w:pStyle w:val="Compact"/>
+          <w:tcPr>
+            <w:tcMar>
+              <w:top w:w="60" w:type="dxa"/>
+              <w:left w:w="120" w:type="dxa"/>
+              <w:bottom w:w="60" w:type="dxa"/>
+              <w:right w:w="120" w:type="dxa"/>
+            </w:tcMar>
+          </w:tcPr>
+          <w:p>
+            <w:pPr>
+              <w:pStyle w:val="Compact"/>
+              <w:wordWrap w:val="1"/>
             </w:pPr>
             <w:r>
               <w:t xml:space="preserve">NADCAP Heat Treating</w:t>
@@ -8539,10 +8614,18 @@
           </w:p>
         </w:tc>
         <w:tc>
-          <w:tcPr/>
-          <w:p>
-            <w:pPr>
-              <w:pStyle w:val="Compact"/>
+          <w:tcPr>
+            <w:tcMar>
+              <w:top w:w="60" w:type="dxa"/>
+              <w:left w:w="120" w:type="dxa"/>
+              <w:bottom w:w="60" w:type="dxa"/>
+              <w:right w:w="120" w:type="dxa"/>
+            </w:tcMar>
+          </w:tcPr>
+          <w:p>
+            <w:pPr>
+              <w:pStyle w:val="Compact"/>
+              <w:wordWrap w:val="1"/>
             </w:pPr>
             <w:r>
               <w:t xml:space="preserve">AC7114 기준</w:t>
@@ -8574,10 +8657,18 @@
           </w:p>
         </w:tc>
         <w:tc>
-          <w:tcPr/>
-          <w:p>
-            <w:pPr>
-              <w:pStyle w:val="Compact"/>
+          <w:tcPr>
+            <w:tcMar>
+              <w:top w:w="60" w:type="dxa"/>
+              <w:left w:w="120" w:type="dxa"/>
+              <w:bottom w:w="60" w:type="dxa"/>
+              <w:right w:w="120" w:type="dxa"/>
+            </w:tcMar>
+          </w:tcPr>
+          <w:p>
+            <w:pPr>
+              <w:pStyle w:val="Compact"/>
+              <w:wordWrap w:val="1"/>
             </w:pPr>
             <w:r>
               <w:t xml:space="preserve">AC7110 기준</w:t>
@@ -8699,7 +8790,7 @@
         </w:trPr>
         <w:tc>
           <w:tcPr>
-            <w:tcW w:w="2460" w:type="dxa"/>
+            <w:tcW w:w="3000" w:type="dxa"/>
             <w:tcMar>
               <w:top w:w="60" w:type="dxa"/>
               <w:left w:w="120" w:type="dxa"/>
@@ -8720,7 +8811,7 @@
         </w:tc>
         <w:tc>
           <w:tcPr>
-            <w:tcW w:w="6328" w:type="dxa"/>
+            <w:tcW w:w="5788" w:type="dxa"/>
             <w:tcMar>
               <w:top w:w="60" w:type="dxa"/>
               <w:left w:w="120" w:type="dxa"/>
@@ -8742,9 +8833,7 @@
       </w:tr>
       <w:tr>
         <w:tc>
-          <w:tcPr>
-            <w:tcW w:w="2460" w:type="dxa"/>
-          </w:tcPr>
+          <w:tcPr/>
           <w:p>
             <w:pPr>
               <w:pStyle w:val="Compact"/>
@@ -8756,7 +8845,7 @@
         </w:tc>
         <w:tc>
           <w:tcPr>
-            <w:tcW w:w="6328" w:type="dxa"/>
+            <w:tcW w:w="5788" w:type="dxa"/>
             <w:tcMar>
               <w:top w:w="60" w:type="dxa"/>
               <w:left w:w="120" w:type="dxa"/>
@@ -8789,6 +8878,7 @@
         </w:tc>
         <w:tc>
           <w:tcPr>
+            <w:tcW w:w="5788" w:type="dxa"/>
             <w:tcMar>
               <w:top w:w="60" w:type="dxa"/>
               <w:left w:w="120" w:type="dxa"/>
@@ -8820,9 +8910,7 @@
           </w:p>
         </w:tc>
         <w:tc>
-          <w:tcPr>
-            <w:tcW w:w="6328" w:type="dxa"/>
-          </w:tcPr>
+          <w:tcPr/>
           <w:p>
             <w:pPr>
               <w:pStyle w:val="Compact"/>
@@ -8835,19 +8923,10 @@
       </w:tr>
       <w:tr>
         <w:tc>
-          <w:tcPr>
-            <w:tcW w:w="2460" w:type="dxa"/>
-            <w:tcMar>
-              <w:top w:w="60" w:type="dxa"/>
-              <w:left w:w="120" w:type="dxa"/>
-              <w:bottom w:w="60" w:type="dxa"/>
-              <w:right w:w="120" w:type="dxa"/>
-            </w:tcMar>
-          </w:tcPr>
-          <w:p>
-            <w:pPr>
-              <w:pStyle w:val="Compact"/>
-              <w:wordWrap w:val="1"/>
+          <w:tcPr/>
+          <w:p>
+            <w:pPr>
+              <w:pStyle w:val="Compact"/>
             </w:pPr>
             <w:r>
               <w:t xml:space="preserve">시험 설비</w:t>
@@ -8855,10 +8934,19 @@
           </w:p>
         </w:tc>
         <w:tc>
-          <w:tcPr/>
-          <w:p>
-            <w:pPr>
-              <w:pStyle w:val="Compact"/>
+          <w:tcPr>
+            <w:tcW w:w="5788" w:type="dxa"/>
+            <w:tcMar>
+              <w:top w:w="60" w:type="dxa"/>
+              <w:left w:w="120" w:type="dxa"/>
+              <w:bottom w:w="60" w:type="dxa"/>
+              <w:right w:w="120" w:type="dxa"/>
+            </w:tcMar>
+          </w:tcPr>
+          <w:p>
+            <w:pPr>
+              <w:pStyle w:val="Compact"/>
+              <w:wordWrap w:val="1"/>
             </w:pPr>
             <w:r>
               <w:t xml:space="preserve">해당 공정 결과 검증에 필요한 시험/측정 장비 보유 확인</w:t>
@@ -8868,18 +8956,10 @@
       </w:tr>
       <w:tr>
         <w:tc>
-          <w:tcPr>
-            <w:tcMar>
-              <w:top w:w="60" w:type="dxa"/>
-              <w:left w:w="120" w:type="dxa"/>
-              <w:bottom w:w="60" w:type="dxa"/>
-              <w:right w:w="120" w:type="dxa"/>
-            </w:tcMar>
-          </w:tcPr>
-          <w:p>
-            <w:pPr>
-              <w:pStyle w:val="Compact"/>
-              <w:wordWrap w:val="1"/>
+          <w:tcPr/>
+          <w:p>
+            <w:pPr>
+              <w:pStyle w:val="Compact"/>
             </w:pPr>
             <w:r>
               <w:t xml:space="preserve">공정 변경 통보</w:t>
@@ -8887,18 +8967,10 @@
           </w:p>
         </w:tc>
         <w:tc>
-          <w:tcPr>
-            <w:tcMar>
-              <w:top w:w="60" w:type="dxa"/>
-              <w:left w:w="120" w:type="dxa"/>
-              <w:bottom w:w="60" w:type="dxa"/>
-              <w:right w:w="120" w:type="dxa"/>
-            </w:tcMar>
-          </w:tcPr>
-          <w:p>
-            <w:pPr>
-              <w:pStyle w:val="Compact"/>
-              <w:wordWrap w:val="1"/>
+          <w:tcPr/>
+          <w:p>
+            <w:pPr>
+              <w:pStyle w:val="Compact"/>
             </w:pPr>
             <w:r>
               <w:t xml:space="preserve">공정, 설비, 재료, 인원 변경 시 사전 통보 의무 계약 체결</w:t>
@@ -9085,7 +9157,7 @@
         </w:trPr>
         <w:tc>
           <w:tcPr>
-            <w:tcW w:w="2460" w:type="dxa"/>
+            <w:tcW w:w="2736" w:type="dxa"/>
             <w:tcMar>
               <w:top w:w="60" w:type="dxa"/>
               <w:left w:w="120" w:type="dxa"/>
@@ -9106,7 +9178,7 @@
         </w:tc>
         <w:tc>
           <w:tcPr>
-            <w:tcW w:w="6328" w:type="dxa"/>
+            <w:tcW w:w="6052" w:type="dxa"/>
             <w:tcMar>
               <w:top w:w="60" w:type="dxa"/>
               <w:left w:w="120" w:type="dxa"/>
@@ -9128,9 +9200,7 @@
       </w:tr>
       <w:tr>
         <w:tc>
-          <w:tcPr>
-            <w:tcW w:w="2460" w:type="dxa"/>
-          </w:tcPr>
+          <w:tcPr/>
           <w:p>
             <w:pPr>
               <w:pStyle w:val="Compact"/>
@@ -9142,7 +9212,7 @@
         </w:tc>
         <w:tc>
           <w:tcPr>
-            <w:tcW w:w="6328" w:type="dxa"/>
+            <w:tcW w:w="6052" w:type="dxa"/>
             <w:tcMar>
               <w:top w:w="60" w:type="dxa"/>
               <w:left w:w="120" w:type="dxa"/>
@@ -9175,6 +9245,7 @@
         </w:tc>
         <w:tc>
           <w:tcPr>
+            <w:tcW w:w="6052" w:type="dxa"/>
             <w:tcMar>
               <w:top w:w="60" w:type="dxa"/>
               <w:left w:w="120" w:type="dxa"/>
@@ -9206,9 +9277,7 @@
           </w:p>
         </w:tc>
         <w:tc>
-          <w:tcPr>
-            <w:tcW w:w="6328" w:type="dxa"/>
-          </w:tcPr>
+          <w:tcPr/>
           <w:p>
             <w:pPr>
               <w:pStyle w:val="Compact"/>
@@ -9221,19 +9290,10 @@
       </w:tr>
       <w:tr>
         <w:tc>
-          <w:tcPr>
-            <w:tcW w:w="2460" w:type="dxa"/>
-            <w:tcMar>
-              <w:top w:w="60" w:type="dxa"/>
-              <w:left w:w="120" w:type="dxa"/>
-              <w:bottom w:w="60" w:type="dxa"/>
-              <w:right w:w="120" w:type="dxa"/>
-            </w:tcMar>
-          </w:tcPr>
-          <w:p>
-            <w:pPr>
-              <w:pStyle w:val="Compact"/>
-              <w:wordWrap w:val="1"/>
+          <w:tcPr/>
+          <w:p>
+            <w:pPr>
+              <w:pStyle w:val="Compact"/>
             </w:pPr>
             <w:r>
               <w:t xml:space="preserve">인증서 관리</w:t>
@@ -9241,10 +9301,19 @@
           </w:p>
         </w:tc>
         <w:tc>
-          <w:tcPr/>
-          <w:p>
-            <w:pPr>
-              <w:pStyle w:val="Compact"/>
+          <w:tcPr>
+            <w:tcW w:w="6052" w:type="dxa"/>
+            <w:tcMar>
+              <w:top w:w="60" w:type="dxa"/>
+              <w:left w:w="120" w:type="dxa"/>
+              <w:bottom w:w="60" w:type="dxa"/>
+              <w:right w:w="120" w:type="dxa"/>
+            </w:tcMar>
+          </w:tcPr>
+          <w:p>
+            <w:pPr>
+              <w:pStyle w:val="Compact"/>
+              <w:wordWrap w:val="1"/>
             </w:pPr>
             <w:r>
               <w:t xml:space="preserve">CoC(Certificate of Conformance), Mill Certificate, 시험성적서 관리 체계</w:t>
@@ -9278,18 +9347,10 @@
       </w:tr>
       <w:tr>
         <w:tc>
-          <w:tcPr>
-            <w:tcMar>
-              <w:top w:w="60" w:type="dxa"/>
-              <w:left w:w="120" w:type="dxa"/>
-              <w:bottom w:w="60" w:type="dxa"/>
-              <w:right w:w="120" w:type="dxa"/>
-            </w:tcMar>
-          </w:tcPr>
-          <w:p>
-            <w:pPr>
-              <w:pStyle w:val="Compact"/>
-              <w:wordWrap w:val="1"/>
+          <w:tcPr/>
+          <w:p>
+            <w:pPr>
+              <w:pStyle w:val="Compact"/>
             </w:pPr>
             <w:r>
               <w:t xml:space="preserve">교육</w:t>
@@ -9297,18 +9358,10 @@
           </w:p>
         </w:tc>
         <w:tc>
-          <w:tcPr>
-            <w:tcMar>
-              <w:top w:w="60" w:type="dxa"/>
-              <w:left w:w="120" w:type="dxa"/>
-              <w:bottom w:w="60" w:type="dxa"/>
-              <w:right w:w="120" w:type="dxa"/>
-            </w:tcMar>
-          </w:tcPr>
-          <w:p>
-            <w:pPr>
-              <w:pStyle w:val="Compact"/>
-              <w:wordWrap w:val="1"/>
+          <w:tcPr/>
+          <w:p>
+            <w:pPr>
+              <w:pStyle w:val="Compact"/>
             </w:pPr>
             <w:r>
               <w:t xml:space="preserve">위조부품 인식 교육 실시 여부</w:t>
@@ -9844,18 +9897,10 @@
           </w:p>
         </w:tc>
         <w:tc>
-          <w:tcPr>
-            <w:tcMar>
-              <w:top w:w="60" w:type="dxa"/>
-              <w:left w:w="120" w:type="dxa"/>
-              <w:bottom w:w="60" w:type="dxa"/>
-              <w:right w:w="120" w:type="dxa"/>
-            </w:tcMar>
-          </w:tcPr>
-          <w:p>
-            <w:pPr>
-              <w:pStyle w:val="Compact"/>
-              <w:wordWrap w:val="1"/>
+          <w:tcPr/>
+          <w:p>
+            <w:pPr>
+              <w:pStyle w:val="Compact"/>
             </w:pPr>
             <w:r>
               <w:t xml:space="preserve">구매팀</w:t>
@@ -9898,18 +9943,10 @@
           </w:p>
         </w:tc>
         <w:tc>
-          <w:tcPr>
-            <w:tcMar>
-              <w:top w:w="60" w:type="dxa"/>
-              <w:left w:w="120" w:type="dxa"/>
-              <w:bottom w:w="60" w:type="dxa"/>
-              <w:right w:w="120" w:type="dxa"/>
-            </w:tcMar>
-          </w:tcPr>
-          <w:p>
-            <w:pPr>
-              <w:pStyle w:val="Compact"/>
-              <w:wordWrap w:val="1"/>
+          <w:tcPr/>
+          <w:p>
+            <w:pPr>
+              <w:pStyle w:val="Compact"/>
             </w:pPr>
             <w:r>
               <w:t xml:space="preserve">품질팀</w:t>
@@ -9952,18 +9989,10 @@
           </w:p>
         </w:tc>
         <w:tc>
-          <w:tcPr>
-            <w:tcMar>
-              <w:top w:w="60" w:type="dxa"/>
-              <w:left w:w="120" w:type="dxa"/>
-              <w:bottom w:w="60" w:type="dxa"/>
-              <w:right w:w="120" w:type="dxa"/>
-            </w:tcMar>
-          </w:tcPr>
-          <w:p>
-            <w:pPr>
-              <w:pStyle w:val="Compact"/>
-              <w:wordWrap w:val="1"/>
+          <w:tcPr/>
+          <w:p>
+            <w:pPr>
+              <w:pStyle w:val="Compact"/>
             </w:pPr>
             <w:r>
               <w:t xml:space="preserve">품질팀</w:t>
@@ -10006,18 +10035,10 @@
           </w:p>
         </w:tc>
         <w:tc>
-          <w:tcPr>
-            <w:tcMar>
-              <w:top w:w="60" w:type="dxa"/>
-              <w:left w:w="120" w:type="dxa"/>
-              <w:bottom w:w="60" w:type="dxa"/>
-              <w:right w:w="120" w:type="dxa"/>
-            </w:tcMar>
-          </w:tcPr>
-          <w:p>
-            <w:pPr>
-              <w:pStyle w:val="Compact"/>
-              <w:wordWrap w:val="1"/>
+          <w:tcPr/>
+          <w:p>
+            <w:pPr>
+              <w:pStyle w:val="Compact"/>
             </w:pPr>
             <w:r>
               <w:t xml:space="preserve">구매팀/품질팀</w:t>
@@ -10060,18 +10081,10 @@
           </w:p>
         </w:tc>
         <w:tc>
-          <w:tcPr>
-            <w:tcMar>
-              <w:top w:w="60" w:type="dxa"/>
-              <w:left w:w="120" w:type="dxa"/>
-              <w:bottom w:w="60" w:type="dxa"/>
-              <w:right w:w="120" w:type="dxa"/>
-            </w:tcMar>
-          </w:tcPr>
-          <w:p>
-            <w:pPr>
-              <w:pStyle w:val="Compact"/>
-              <w:wordWrap w:val="1"/>
+          <w:tcPr/>
+          <w:p>
+            <w:pPr>
+              <w:pStyle w:val="Compact"/>
             </w:pPr>
             <w:r>
               <w:t xml:space="preserve">구매팀</w:t>
@@ -10114,18 +10127,10 @@
           </w:p>
         </w:tc>
         <w:tc>
-          <w:tcPr>
-            <w:tcMar>
-              <w:top w:w="60" w:type="dxa"/>
-              <w:left w:w="120" w:type="dxa"/>
-              <w:bottom w:w="60" w:type="dxa"/>
-              <w:right w:w="120" w:type="dxa"/>
-            </w:tcMar>
-          </w:tcPr>
-          <w:p>
-            <w:pPr>
-              <w:pStyle w:val="Compact"/>
-              <w:wordWrap w:val="1"/>
+          <w:tcPr/>
+          <w:p>
+            <w:pPr>
+              <w:pStyle w:val="Compact"/>
             </w:pPr>
             <w:r>
               <w:t xml:space="preserve">품질팀</w:t>
@@ -10168,18 +10173,10 @@
           </w:p>
         </w:tc>
         <w:tc>
-          <w:tcPr>
-            <w:tcMar>
-              <w:top w:w="60" w:type="dxa"/>
-              <w:left w:w="120" w:type="dxa"/>
-              <w:bottom w:w="60" w:type="dxa"/>
-              <w:right w:w="120" w:type="dxa"/>
-            </w:tcMar>
-          </w:tcPr>
-          <w:p>
-            <w:pPr>
-              <w:pStyle w:val="Compact"/>
-              <w:wordWrap w:val="1"/>
+          <w:tcPr/>
+          <w:p>
+            <w:pPr>
+              <w:pStyle w:val="Compact"/>
             </w:pPr>
             <w:r>
               <w:t xml:space="preserve">품질팀</w:t>
@@ -10222,18 +10219,10 @@
           </w:p>
         </w:tc>
         <w:tc>
-          <w:tcPr>
-            <w:tcMar>
-              <w:top w:w="60" w:type="dxa"/>
-              <w:left w:w="120" w:type="dxa"/>
-              <w:bottom w:w="60" w:type="dxa"/>
-              <w:right w:w="120" w:type="dxa"/>
-            </w:tcMar>
-          </w:tcPr>
-          <w:p>
-            <w:pPr>
-              <w:pStyle w:val="Compact"/>
-              <w:wordWrap w:val="1"/>
+          <w:tcPr/>
+          <w:p>
+            <w:pPr>
+              <w:pStyle w:val="Compact"/>
             </w:pPr>
             <w:r>
               <w:t xml:space="preserve">구매팀</w:t>
@@ -10276,18 +10265,10 @@
           </w:p>
         </w:tc>
         <w:tc>
-          <w:tcPr>
-            <w:tcMar>
-              <w:top w:w="60" w:type="dxa"/>
-              <w:left w:w="120" w:type="dxa"/>
-              <w:bottom w:w="60" w:type="dxa"/>
-              <w:right w:w="120" w:type="dxa"/>
-            </w:tcMar>
-          </w:tcPr>
-          <w:p>
-            <w:pPr>
-              <w:pStyle w:val="Compact"/>
-              <w:wordWrap w:val="1"/>
+          <w:tcPr/>
+          <w:p>
+            <w:pPr>
+              <w:pStyle w:val="Compact"/>
             </w:pPr>
             <w:r>
               <w:t xml:space="preserve">품질팀</w:t>
@@ -10330,7 +10311,7 @@
         </w:trPr>
         <w:tc>
           <w:tcPr>
-            <w:tcW w:w="2460" w:type="dxa"/>
+            <w:tcW w:w="3000" w:type="dxa"/>
             <w:tcMar>
               <w:top w:w="60" w:type="dxa"/>
               <w:left w:w="120" w:type="dxa"/>
@@ -10351,7 +10332,7 @@
         </w:tc>
         <w:tc>
           <w:tcPr>
-            <w:tcW w:w="6328" w:type="dxa"/>
+            <w:tcW w:w="5788" w:type="dxa"/>
             <w:tcMar>
               <w:top w:w="60" w:type="dxa"/>
               <w:left w:w="120" w:type="dxa"/>
@@ -10373,9 +10354,7 @@
       </w:tr>
       <w:tr>
         <w:tc>
-          <w:tcPr>
-            <w:tcW w:w="2460" w:type="dxa"/>
-          </w:tcPr>
+          <w:tcPr/>
           <w:p>
             <w:pPr>
               <w:pStyle w:val="Compact"/>
@@ -10387,7 +10366,7 @@
         </w:tc>
         <w:tc>
           <w:tcPr>
-            <w:tcW w:w="6328" w:type="dxa"/>
+            <w:tcW w:w="5788" w:type="dxa"/>
             <w:tcMar>
               <w:top w:w="60" w:type="dxa"/>
               <w:left w:w="120" w:type="dxa"/>
@@ -10420,6 +10399,7 @@
         </w:tc>
         <w:tc>
           <w:tcPr>
+            <w:tcW w:w="5788" w:type="dxa"/>
             <w:tcMar>
               <w:top w:w="60" w:type="dxa"/>
               <w:left w:w="120" w:type="dxa"/>
@@ -10451,9 +10431,7 @@
           </w:p>
         </w:tc>
         <w:tc>
-          <w:tcPr>
-            <w:tcW w:w="6328" w:type="dxa"/>
-          </w:tcPr>
+          <w:tcPr/>
           <w:p>
             <w:pPr>
               <w:pStyle w:val="Compact"/>
@@ -10466,19 +10444,10 @@
       </w:tr>
       <w:tr>
         <w:tc>
-          <w:tcPr>
-            <w:tcW w:w="2460" w:type="dxa"/>
-            <w:tcMar>
-              <w:top w:w="60" w:type="dxa"/>
-              <w:left w:w="120" w:type="dxa"/>
-              <w:bottom w:w="60" w:type="dxa"/>
-              <w:right w:w="120" w:type="dxa"/>
-            </w:tcMar>
-          </w:tcPr>
-          <w:p>
-            <w:pPr>
-              <w:pStyle w:val="Compact"/>
-              <w:wordWrap w:val="1"/>
+          <w:tcPr/>
+          <w:p>
+            <w:pPr>
+              <w:pStyle w:val="Compact"/>
             </w:pPr>
             <w:r>
               <w:t xml:space="preserve">소재지 (주소)</w:t>
@@ -10486,7 +10455,9 @@
           </w:p>
         </w:tc>
         <w:tc>
-          <w:tcPr/>
+          <w:tcPr>
+            <w:tcW w:w="5788" w:type="dxa"/>
+          </w:tcPr>
           <w:p>
             <w:pPr>
               <w:pStyle w:val="Compact"/>
@@ -10523,7 +10494,9 @@
       </w:tr>
       <w:tr>
         <w:tc>
-          <w:tcPr/>
+          <w:tcPr>
+            <w:tcW w:w="3000" w:type="dxa"/>
+          </w:tcPr>
           <w:p>
             <w:pPr>
               <w:pStyle w:val="Compact"/>
@@ -10534,7 +10507,9 @@
           </w:p>
         </w:tc>
         <w:tc>
-          <w:tcPr/>
+          <w:tcPr>
+            <w:tcW w:w="5788" w:type="dxa"/>
+          </w:tcPr>
           <w:p>
             <w:pPr>
               <w:pStyle w:val="Compact"/>
@@ -10558,7 +10533,9 @@
           </w:p>
         </w:tc>
         <w:tc>
-          <w:tcPr/>
+          <w:tcPr>
+            <w:tcW w:w="5788" w:type="dxa"/>
+          </w:tcPr>
           <w:p>
             <w:pPr>
               <w:pStyle w:val="Compact"/>
@@ -10582,7 +10559,9 @@
           </w:p>
         </w:tc>
         <w:tc>
-          <w:tcPr/>
+          <w:tcPr>
+            <w:tcW w:w="5788" w:type="dxa"/>
+          </w:tcPr>
           <w:p>
             <w:pPr>
               <w:pStyle w:val="Compact"/>
@@ -10630,10 +10609,19 @@
           </w:p>
         </w:tc>
         <w:tc>
-          <w:tcPr/>
-          <w:p>
-            <w:pPr>
-              <w:pStyle w:val="Compact"/>
+          <w:tcPr>
+            <w:tcW w:w="5788" w:type="dxa"/>
+            <w:tcMar>
+              <w:top w:w="60" w:type="dxa"/>
+              <w:left w:w="120" w:type="dxa"/>
+              <w:bottom w:w="60" w:type="dxa"/>
+              <w:right w:w="120" w:type="dxa"/>
+            </w:tcMar>
+          </w:tcPr>
+          <w:p>
+            <w:pPr>
+              <w:pStyle w:val="Compact"/>
+              <w:wordWrap w:val="1"/>
             </w:pPr>
             <w:r>
               <w:t xml:space="preserve">해당 시 공정명 및 인증 번호</w:t>
@@ -10763,18 +10751,10 @@
       </w:tr>
       <w:tr>
         <w:tc>
-          <w:tcPr>
-            <w:tcMar>
-              <w:top w:w="60" w:type="dxa"/>
-              <w:left w:w="120" w:type="dxa"/>
-              <w:bottom w:w="60" w:type="dxa"/>
-              <w:right w:w="120" w:type="dxa"/>
-            </w:tcMar>
-          </w:tcPr>
-          <w:p>
-            <w:pPr>
-              <w:pStyle w:val="Compact"/>
-              <w:wordWrap w:val="1"/>
+          <w:tcPr/>
+          <w:p>
+            <w:pPr>
+              <w:pStyle w:val="Compact"/>
             </w:pPr>
             <w:r>
               <w:t xml:space="preserve">비고</w:t>
@@ -10782,18 +10762,10 @@
           </w:p>
         </w:tc>
         <w:tc>
-          <w:tcPr>
-            <w:tcMar>
-              <w:top w:w="60" w:type="dxa"/>
-              <w:left w:w="120" w:type="dxa"/>
-              <w:bottom w:w="60" w:type="dxa"/>
-              <w:right w:w="120" w:type="dxa"/>
-            </w:tcMar>
-          </w:tcPr>
-          <w:p>
-            <w:pPr>
-              <w:pStyle w:val="Compact"/>
-              <w:wordWrap w:val="1"/>
+          <w:tcPr/>
+          <w:p>
+            <w:pPr>
+              <w:pStyle w:val="Compact"/>
             </w:pPr>
             <w:r>
               <w:t xml:space="preserve">특이사항 (조건, 제한 사항 등)</w:t>
@@ -10928,7 +10900,6 @@
               <w:bottom w:w="60" w:type="dxa"/>
               <w:right w:w="120" w:type="dxa"/>
             </w:tcMar>
-            <w:shd w:val="clear" w:color="auto" w:fill="DEEAF1"/>
           </w:tcPr>
           <w:p>
             <w:pPr>
@@ -10948,7 +10919,6 @@
               <w:bottom w:w="60" w:type="dxa"/>
               <w:right w:w="120" w:type="dxa"/>
             </w:tcMar>
-            <w:shd w:val="clear" w:color="auto" w:fill="DEEAF1"/>
           </w:tcPr>
           <w:p>
             <w:pPr>
@@ -10968,7 +10938,6 @@
               <w:bottom w:w="60" w:type="dxa"/>
               <w:right w:w="120" w:type="dxa"/>
             </w:tcMar>
-            <w:shd w:val="clear" w:color="auto" w:fill="DEEAF1"/>
           </w:tcPr>
           <w:p>
             <w:pPr>
@@ -11680,368 +11649,556 @@
         <w:t xml:space="preserve">부록 A: ASL 등재 프로세스 흐름도</w:t>
       </w:r>
     </w:p>
-    <w:p>
-      <w:pPr>
-        <w:pStyle w:val="SourceCode"/>
-      </w:pPr>
-      <w:r>
-        <w:rPr>
-          <w:rStyle w:val="VerbatimChar"/>
-        </w:rPr>
-        <w:t xml:space="preserve">┌──────────────────┐</w:t>
-      </w:r>
-      <w:r>
-        <w:br/>
-      </w:r>
-      <w:r>
-        <w:rPr>
-          <w:rStyle w:val="VerbatimChar"/>
-        </w:rPr>
-        <w:t xml:space="preserve">│ 공급자 발굴/요청  │</w:t>
-      </w:r>
-      <w:r>
-        <w:br/>
-      </w:r>
-      <w:r>
-        <w:rPr>
-          <w:rStyle w:val="VerbatimChar"/>
-        </w:rPr>
-        <w:t xml:space="preserve">│ (구매팀/영업팀)   │</w:t>
-      </w:r>
-      <w:r>
-        <w:br/>
-      </w:r>
-      <w:r>
-        <w:rPr>
-          <w:rStyle w:val="VerbatimChar"/>
-        </w:rPr>
-        <w:t xml:space="preserve">└───────┬──────────┘</w:t>
-      </w:r>
-      <w:r>
-        <w:br/>
-      </w:r>
-      <w:r>
-        <w:rPr>
-          <w:rStyle w:val="VerbatimChar"/>
-        </w:rPr>
-        <w:t xml:space="preserve">        ▼</w:t>
-      </w:r>
-      <w:r>
-        <w:br/>
-      </w:r>
-      <w:r>
-        <w:rPr>
-          <w:rStyle w:val="VerbatimChar"/>
-        </w:rPr>
-        <w:t xml:space="preserve">┌──────────────────┐     ┌─────────────────────┐</w:t>
-      </w:r>
-      <w:r>
-        <w:br/>
-      </w:r>
-      <w:r>
-        <w:rPr>
-          <w:rStyle w:val="VerbatimChar"/>
-        </w:rPr>
-        <w:t xml:space="preserve">│ ASL 등재 신청서   │────→│ 기존 ASL 등재 여부   │──── 등재됨 ──→ 종료</w:t>
-      </w:r>
-      <w:r>
-        <w:br/>
-      </w:r>
-      <w:r>
-        <w:rPr>
-          <w:rStyle w:val="VerbatimChar"/>
-        </w:rPr>
-        <w:t xml:space="preserve">│ 작성 (QF-809-01) │     │ 확인                │</w:t>
-      </w:r>
-      <w:r>
-        <w:br/>
-      </w:r>
-      <w:r>
-        <w:rPr>
-          <w:rStyle w:val="VerbatimChar"/>
-        </w:rPr>
-        <w:t xml:space="preserve">└──────────────────┘     └───────┬─────────────┘</w:t>
-      </w:r>
-      <w:r>
-        <w:br/>
-      </w:r>
-      <w:r>
-        <w:rPr>
-          <w:rStyle w:val="VerbatimChar"/>
-        </w:rPr>
-        <w:t xml:space="preserve">                                 │ 미등재</w:t>
-      </w:r>
-      <w:r>
-        <w:br/>
-      </w:r>
-      <w:r>
-        <w:rPr>
-          <w:rStyle w:val="VerbatimChar"/>
-        </w:rPr>
-        <w:t xml:space="preserve">                                 ▼</w:t>
-      </w:r>
-      <w:r>
-        <w:br/>
-      </w:r>
-      <w:r>
-        <w:rPr>
-          <w:rStyle w:val="VerbatimChar"/>
-        </w:rPr>
-        <w:t xml:space="preserve">                        ┌─────────────────────┐</w:t>
-      </w:r>
-      <w:r>
-        <w:br/>
-      </w:r>
-      <w:r>
-        <w:rPr>
-          <w:rStyle w:val="VerbatimChar"/>
-        </w:rPr>
-        <w:t xml:space="preserve">                        │ 1단계: 초기 평가      │</w:t>
-      </w:r>
-      <w:r>
-        <w:br/>
-      </w:r>
-      <w:r>
-        <w:rPr>
-          <w:rStyle w:val="VerbatimChar"/>
-        </w:rPr>
-        <w:t xml:space="preserve">                        │ (QP-808 연계)        │</w:t>
-      </w:r>
-      <w:r>
-        <w:br/>
-      </w:r>
-      <w:r>
-        <w:rPr>
-          <w:rStyle w:val="VerbatimChar"/>
-        </w:rPr>
-        <w:t xml:space="preserve">                        └───────┬─────────────┘</w:t>
-      </w:r>
-      <w:r>
-        <w:br/>
-      </w:r>
-      <w:r>
-        <w:rPr>
-          <w:rStyle w:val="VerbatimChar"/>
-        </w:rPr>
-        <w:t xml:space="preserve">                                │</w:t>
-      </w:r>
-      <w:r>
-        <w:br/>
-      </w:r>
-      <w:r>
-        <w:rPr>
-          <w:rStyle w:val="VerbatimChar"/>
-        </w:rPr>
-        <w:t xml:space="preserve">                    ┌───────────┼───────────┐</w:t>
-      </w:r>
-      <w:r>
-        <w:br/>
-      </w:r>
-      <w:r>
-        <w:rPr>
-          <w:rStyle w:val="VerbatimChar"/>
-        </w:rPr>
-        <w:t xml:space="preserve">                    │           │           │</w:t>
-      </w:r>
-      <w:r>
-        <w:br/>
-      </w:r>
-      <w:r>
-        <w:rPr>
-          <w:rStyle w:val="VerbatimChar"/>
-        </w:rPr>
-        <w:t xml:space="preserve">                 80점 이상   60~79점     60점 미만</w:t>
-      </w:r>
-      <w:r>
-        <w:br/>
-      </w:r>
-      <w:r>
-        <w:rPr>
-          <w:rStyle w:val="VerbatimChar"/>
-        </w:rPr>
-        <w:t xml:space="preserve">                    │           │           │</w:t>
-      </w:r>
-      <w:r>
-        <w:br/>
-      </w:r>
-      <w:r>
-        <w:rPr>
-          <w:rStyle w:val="VerbatimChar"/>
-        </w:rPr>
-        <w:t xml:space="preserve">                    ▼           ▼           ▼</w:t>
-      </w:r>
-      <w:r>
-        <w:br/>
-      </w:r>
-      <w:r>
-        <w:rPr>
-          <w:rStyle w:val="VerbatimChar"/>
-        </w:rPr>
-        <w:t xml:space="preserve">               시범 공급    시정조치 후   등재 불가</w:t>
-      </w:r>
-      <w:r>
-        <w:br/>
-      </w:r>
-      <w:r>
-        <w:rPr>
-          <w:rStyle w:val="VerbatimChar"/>
-        </w:rPr>
-        <w:t xml:space="preserve">               진행         재평가       (6개월 후 재신청)</w:t>
-      </w:r>
-      <w:r>
-        <w:br/>
-      </w:r>
-      <w:r>
-        <w:rPr>
-          <w:rStyle w:val="VerbatimChar"/>
-        </w:rPr>
-        <w:t xml:space="preserve">                    │           │</w:t>
-      </w:r>
-      <w:r>
-        <w:br/>
-      </w:r>
-      <w:r>
-        <w:rPr>
-          <w:rStyle w:val="VerbatimChar"/>
-        </w:rPr>
-        <w:t xml:space="preserve">                    ▼           │</w:t>
-      </w:r>
-      <w:r>
-        <w:br/>
-      </w:r>
-      <w:r>
-        <w:rPr>
-          <w:rStyle w:val="VerbatimChar"/>
-        </w:rPr>
-        <w:t xml:space="preserve">        ┌─────────────────────┐ │</w:t>
-      </w:r>
-      <w:r>
-        <w:br/>
-      </w:r>
-      <w:r>
-        <w:rPr>
-          <w:rStyle w:val="VerbatimChar"/>
-        </w:rPr>
-        <w:t xml:space="preserve">        │ 2단계: 시범 공급     │◄┘</w:t>
-      </w:r>
-      <w:r>
-        <w:br/>
-      </w:r>
-      <w:r>
-        <w:rPr>
-          <w:rStyle w:val="VerbatimChar"/>
-        </w:rPr>
-        <w:t xml:space="preserve">        │ (Conditional, 6개월) │</w:t>
-      </w:r>
-      <w:r>
-        <w:br/>
-      </w:r>
-      <w:r>
-        <w:rPr>
-          <w:rStyle w:val="VerbatimChar"/>
-        </w:rPr>
-        <w:t xml:space="preserve">        └───────┬─────────────┘</w:t>
-      </w:r>
-      <w:r>
-        <w:br/>
-      </w:r>
-      <w:r>
-        <w:rPr>
-          <w:rStyle w:val="VerbatimChar"/>
-        </w:rPr>
-        <w:t xml:space="preserve">                │</w:t>
-      </w:r>
-      <w:r>
-        <w:br/>
-      </w:r>
-      <w:r>
-        <w:rPr>
-          <w:rStyle w:val="VerbatimChar"/>
-        </w:rPr>
-        <w:t xml:space="preserve">        ┌───────┼───────────┐</w:t>
-      </w:r>
-      <w:r>
-        <w:br/>
-      </w:r>
-      <w:r>
-        <w:rPr>
-          <w:rStyle w:val="VerbatimChar"/>
-        </w:rPr>
-        <w:t xml:space="preserve">        │       │           │</w:t>
-      </w:r>
-      <w:r>
-        <w:br/>
-      </w:r>
-      <w:r>
-        <w:rPr>
-          <w:rStyle w:val="VerbatimChar"/>
-        </w:rPr>
-        <w:t xml:space="preserve">      합격   조건부 연장    불합격</w:t>
-      </w:r>
-      <w:r>
-        <w:br/>
-      </w:r>
-      <w:r>
-        <w:rPr>
-          <w:rStyle w:val="VerbatimChar"/>
-        </w:rPr>
-        <w:t xml:space="preserve">        │    (최대 1회)      │</w:t>
-      </w:r>
-      <w:r>
-        <w:br/>
-      </w:r>
-      <w:r>
-        <w:rPr>
-          <w:rStyle w:val="VerbatimChar"/>
-        </w:rPr>
-        <w:t xml:space="preserve">        ▼       │           ▼</w:t>
-      </w:r>
-      <w:r>
-        <w:br/>
-      </w:r>
-      <w:r>
-        <w:rPr>
-          <w:rStyle w:val="VerbatimChar"/>
-        </w:rPr>
-        <w:t xml:space="preserve">   ┌──────────┐ │    ┌──────────┐</w:t>
-      </w:r>
-      <w:r>
-        <w:br/>
-      </w:r>
-      <w:r>
-        <w:rPr>
-          <w:rStyle w:val="VerbatimChar"/>
-        </w:rPr>
-        <w:t xml:space="preserve">   │ 3단계:   │ │    │ Removed  │</w:t>
-      </w:r>
-      <w:r>
-        <w:br/>
-      </w:r>
-      <w:r>
-        <w:rPr>
-          <w:rStyle w:val="VerbatimChar"/>
-        </w:rPr>
-        <w:t xml:space="preserve">   │ Approved │◄┘    │ 처리     │</w:t>
-      </w:r>
-      <w:r>
-        <w:br/>
-      </w:r>
-      <w:r>
-        <w:rPr>
-          <w:rStyle w:val="VerbatimChar"/>
-        </w:rPr>
-        <w:t xml:space="preserve">   │ 등재     │      └──────────┘</w:t>
-      </w:r>
-      <w:r>
-        <w:br/>
-      </w:r>
-      <w:r>
-        <w:rPr>
-          <w:rStyle w:val="VerbatimChar"/>
-        </w:rPr>
-        <w:t xml:space="preserve">   └──────────┘</w:t>
-      </w:r>
-    </w:p>
+    <w:tbl>
+      <w:tblPr>
+        <w:tblLook w:firstColumn="1" w:firstRow="1" w:lastColumn="0" w:lastRow="0" w:noHBand="0" w:noVBand="1" w:val="04A0"/>
+        <w:tblW w:w="8788" w:type="dxa"/>
+        <w:tblBorders>
+          <w:top w:val="single" w:sz="4" w:color="2E74B5" w:space="0"/>
+          <w:left w:val="single" w:sz="4" w:color="2E74B5" w:space="0"/>
+          <w:bottom w:val="single" w:sz="4" w:color="2E74B5" w:space="0"/>
+          <w:right w:val="single" w:sz="4" w:color="2E74B5" w:space="0"/>
+          <w:insideH w:val="single" w:sz="4" w:color="BDD7EE" w:space="0"/>
+          <w:insideV w:val="single" w:sz="2" w:color="D9D9D9" w:space="0"/>
+        </w:tblBorders>
+      </w:tblPr>
+      <w:tblGrid>
+        <w:gridCol w:w="8788"/>
+      </w:tblGrid>
+      <w:tr>
+        <w:tc>
+          <w:tcPr>
+            <w:tcW w:w="8788" w:type="dxa"/>
+            <w:tcMar>
+              <w:top w:w="80" w:type="dxa"/>
+              <w:left w:w="140" w:type="dxa"/>
+              <w:bottom w:w="80" w:type="dxa"/>
+              <w:right w:w="140" w:type="dxa"/>
+            </w:tcMar>
+          </w:tcPr>
+          <w:p>
+            <w:pPr>
+              <w:spacing w:before="0" w:after="0" w:line="240" w:lineRule="auto"/>
+            </w:pPr>
+            <w:r>
+              <w:rPr>
+                <w:rFonts w:ascii="Courier New" w:hAnsi="Courier New" w:eastAsia="NanumGothicCoding"/>
+                <w:sz w:val="18"/>
+                <w:szCs w:val="18"/>
+              </w:rPr>
+              <w:t xml:space="preserve">┌──────────────────┐</w:t>
+            </w:r>
+          </w:p>
+          <w:p>
+            <w:pPr>
+              <w:spacing w:before="0" w:after="0" w:line="240" w:lineRule="auto"/>
+            </w:pPr>
+            <w:r>
+              <w:rPr>
+                <w:rFonts w:ascii="Courier New" w:hAnsi="Courier New" w:eastAsia="NanumGothicCoding"/>
+                <w:sz w:val="18"/>
+                <w:szCs w:val="18"/>
+              </w:rPr>
+              <w:t xml:space="preserve">│ 공급자 발굴/요청  │</w:t>
+            </w:r>
+          </w:p>
+          <w:p>
+            <w:pPr>
+              <w:spacing w:before="0" w:after="0" w:line="240" w:lineRule="auto"/>
+            </w:pPr>
+            <w:r>
+              <w:rPr>
+                <w:rFonts w:ascii="Courier New" w:hAnsi="Courier New" w:eastAsia="NanumGothicCoding"/>
+                <w:sz w:val="18"/>
+                <w:szCs w:val="18"/>
+              </w:rPr>
+              <w:t xml:space="preserve">│ (구매팀/영업팀)   │</w:t>
+            </w:r>
+          </w:p>
+          <w:p>
+            <w:pPr>
+              <w:spacing w:before="0" w:after="0" w:line="240" w:lineRule="auto"/>
+            </w:pPr>
+            <w:r>
+              <w:rPr>
+                <w:rFonts w:ascii="Courier New" w:hAnsi="Courier New" w:eastAsia="NanumGothicCoding"/>
+                <w:sz w:val="18"/>
+                <w:szCs w:val="18"/>
+              </w:rPr>
+              <w:t xml:space="preserve">└───────┬──────────┘</w:t>
+            </w:r>
+          </w:p>
+          <w:p>
+            <w:pPr>
+              <w:spacing w:before="0" w:after="0" w:line="240" w:lineRule="auto"/>
+            </w:pPr>
+            <w:r>
+              <w:rPr>
+                <w:rFonts w:ascii="Courier New" w:hAnsi="Courier New" w:eastAsia="NanumGothicCoding"/>
+                <w:sz w:val="18"/>
+                <w:szCs w:val="18"/>
+              </w:rPr>
+              <w:t xml:space="preserve">        ▼</w:t>
+            </w:r>
+          </w:p>
+          <w:p>
+            <w:pPr>
+              <w:spacing w:before="0" w:after="0" w:line="240" w:lineRule="auto"/>
+            </w:pPr>
+            <w:r>
+              <w:rPr>
+                <w:rFonts w:ascii="Courier New" w:hAnsi="Courier New" w:eastAsia="NanumGothicCoding"/>
+                <w:sz w:val="18"/>
+                <w:szCs w:val="18"/>
+              </w:rPr>
+              <w:t xml:space="preserve">┌──────────────────┐     ┌─────────────────────┐</w:t>
+            </w:r>
+          </w:p>
+          <w:p>
+            <w:pPr>
+              <w:spacing w:before="0" w:after="0" w:line="240" w:lineRule="auto"/>
+            </w:pPr>
+            <w:r>
+              <w:rPr>
+                <w:rFonts w:ascii="Courier New" w:hAnsi="Courier New" w:eastAsia="NanumGothicCoding"/>
+                <w:sz w:val="18"/>
+                <w:szCs w:val="18"/>
+              </w:rPr>
+              <w:t xml:space="preserve">│ ASL 등재 신청서   │────→│ 기존 ASL 등재 여부   │──── 등재됨 ──→ 종료</w:t>
+            </w:r>
+          </w:p>
+          <w:p>
+            <w:pPr>
+              <w:spacing w:before="0" w:after="0" w:line="240" w:lineRule="auto"/>
+            </w:pPr>
+            <w:r>
+              <w:rPr>
+                <w:rFonts w:ascii="Courier New" w:hAnsi="Courier New" w:eastAsia="NanumGothicCoding"/>
+                <w:sz w:val="18"/>
+                <w:szCs w:val="18"/>
+              </w:rPr>
+              <w:t xml:space="preserve">│ 작성 (QF-809-01) │     │ 확인                │</w:t>
+            </w:r>
+          </w:p>
+          <w:p>
+            <w:pPr>
+              <w:spacing w:before="0" w:after="0" w:line="240" w:lineRule="auto"/>
+            </w:pPr>
+            <w:r>
+              <w:rPr>
+                <w:rFonts w:ascii="Courier New" w:hAnsi="Courier New" w:eastAsia="NanumGothicCoding"/>
+                <w:sz w:val="18"/>
+                <w:szCs w:val="18"/>
+              </w:rPr>
+              <w:t xml:space="preserve">└──────────────────┘     └───────┬─────────────┘</w:t>
+            </w:r>
+          </w:p>
+          <w:p>
+            <w:pPr>
+              <w:spacing w:before="0" w:after="0" w:line="240" w:lineRule="auto"/>
+            </w:pPr>
+            <w:r>
+              <w:rPr>
+                <w:rFonts w:ascii="Courier New" w:hAnsi="Courier New" w:eastAsia="NanumGothicCoding"/>
+                <w:sz w:val="18"/>
+                <w:szCs w:val="18"/>
+              </w:rPr>
+              <w:t xml:space="preserve">                                 │ 미등재</w:t>
+            </w:r>
+          </w:p>
+          <w:p>
+            <w:pPr>
+              <w:spacing w:before="0" w:after="0" w:line="240" w:lineRule="auto"/>
+            </w:pPr>
+            <w:r>
+              <w:rPr>
+                <w:rFonts w:ascii="Courier New" w:hAnsi="Courier New" w:eastAsia="NanumGothicCoding"/>
+                <w:sz w:val="18"/>
+                <w:szCs w:val="18"/>
+              </w:rPr>
+              <w:t xml:space="preserve">                                 ▼</w:t>
+            </w:r>
+          </w:p>
+          <w:p>
+            <w:pPr>
+              <w:spacing w:before="0" w:after="0" w:line="240" w:lineRule="auto"/>
+            </w:pPr>
+            <w:r>
+              <w:rPr>
+                <w:rFonts w:ascii="Courier New" w:hAnsi="Courier New" w:eastAsia="NanumGothicCoding"/>
+                <w:sz w:val="18"/>
+                <w:szCs w:val="18"/>
+              </w:rPr>
+              <w:t xml:space="preserve">                        ┌─────────────────────┐</w:t>
+            </w:r>
+          </w:p>
+          <w:p>
+            <w:pPr>
+              <w:spacing w:before="0" w:after="0" w:line="240" w:lineRule="auto"/>
+            </w:pPr>
+            <w:r>
+              <w:rPr>
+                <w:rFonts w:ascii="Courier New" w:hAnsi="Courier New" w:eastAsia="NanumGothicCoding"/>
+                <w:sz w:val="18"/>
+                <w:szCs w:val="18"/>
+              </w:rPr>
+              <w:t xml:space="preserve">                        │ 1단계: 초기 평가      │</w:t>
+            </w:r>
+          </w:p>
+          <w:p>
+            <w:pPr>
+              <w:spacing w:before="0" w:after="0" w:line="240" w:lineRule="auto"/>
+            </w:pPr>
+            <w:r>
+              <w:rPr>
+                <w:rFonts w:ascii="Courier New" w:hAnsi="Courier New" w:eastAsia="NanumGothicCoding"/>
+                <w:sz w:val="18"/>
+                <w:szCs w:val="18"/>
+              </w:rPr>
+              <w:t xml:space="preserve">                        │ (QP-808 연계)        │</w:t>
+            </w:r>
+          </w:p>
+          <w:p>
+            <w:pPr>
+              <w:spacing w:before="0" w:after="0" w:line="240" w:lineRule="auto"/>
+            </w:pPr>
+            <w:r>
+              <w:rPr>
+                <w:rFonts w:ascii="Courier New" w:hAnsi="Courier New" w:eastAsia="NanumGothicCoding"/>
+                <w:sz w:val="18"/>
+                <w:szCs w:val="18"/>
+              </w:rPr>
+              <w:t xml:space="preserve">                        └───────┬─────────────┘</w:t>
+            </w:r>
+          </w:p>
+          <w:p>
+            <w:pPr>
+              <w:spacing w:before="0" w:after="0" w:line="240" w:lineRule="auto"/>
+            </w:pPr>
+            <w:r>
+              <w:rPr>
+                <w:rFonts w:ascii="Courier New" w:hAnsi="Courier New" w:eastAsia="NanumGothicCoding"/>
+                <w:sz w:val="18"/>
+                <w:szCs w:val="18"/>
+              </w:rPr>
+              <w:t xml:space="preserve">                                │</w:t>
+            </w:r>
+          </w:p>
+          <w:p>
+            <w:pPr>
+              <w:spacing w:before="0" w:after="0" w:line="240" w:lineRule="auto"/>
+            </w:pPr>
+            <w:r>
+              <w:rPr>
+                <w:rFonts w:ascii="Courier New" w:hAnsi="Courier New" w:eastAsia="NanumGothicCoding"/>
+                <w:sz w:val="18"/>
+                <w:szCs w:val="18"/>
+              </w:rPr>
+              <w:t xml:space="preserve">                    ┌───────────┼───────────┐</w:t>
+            </w:r>
+          </w:p>
+          <w:p>
+            <w:pPr>
+              <w:spacing w:before="0" w:after="0" w:line="240" w:lineRule="auto"/>
+            </w:pPr>
+            <w:r>
+              <w:rPr>
+                <w:rFonts w:ascii="Courier New" w:hAnsi="Courier New" w:eastAsia="NanumGothicCoding"/>
+                <w:sz w:val="18"/>
+                <w:szCs w:val="18"/>
+              </w:rPr>
+              <w:t xml:space="preserve">                    │           │           │</w:t>
+            </w:r>
+          </w:p>
+          <w:p>
+            <w:pPr>
+              <w:spacing w:before="0" w:after="0" w:line="240" w:lineRule="auto"/>
+            </w:pPr>
+            <w:r>
+              <w:rPr>
+                <w:rFonts w:ascii="Courier New" w:hAnsi="Courier New" w:eastAsia="NanumGothicCoding"/>
+                <w:sz w:val="18"/>
+                <w:szCs w:val="18"/>
+              </w:rPr>
+              <w:t xml:space="preserve">                 80점 이상   60~79점     60점 미만</w:t>
+            </w:r>
+          </w:p>
+          <w:p>
+            <w:pPr>
+              <w:spacing w:before="0" w:after="0" w:line="240" w:lineRule="auto"/>
+            </w:pPr>
+            <w:r>
+              <w:rPr>
+                <w:rFonts w:ascii="Courier New" w:hAnsi="Courier New" w:eastAsia="NanumGothicCoding"/>
+                <w:sz w:val="18"/>
+                <w:szCs w:val="18"/>
+              </w:rPr>
+              <w:t xml:space="preserve">                    │           │           │</w:t>
+            </w:r>
+          </w:p>
+          <w:p>
+            <w:pPr>
+              <w:spacing w:before="0" w:after="0" w:line="240" w:lineRule="auto"/>
+            </w:pPr>
+            <w:r>
+              <w:rPr>
+                <w:rFonts w:ascii="Courier New" w:hAnsi="Courier New" w:eastAsia="NanumGothicCoding"/>
+                <w:sz w:val="18"/>
+                <w:szCs w:val="18"/>
+              </w:rPr>
+              <w:t xml:space="preserve">                    ▼           ▼           ▼</w:t>
+            </w:r>
+          </w:p>
+          <w:p>
+            <w:pPr>
+              <w:spacing w:before="0" w:after="0" w:line="240" w:lineRule="auto"/>
+            </w:pPr>
+            <w:r>
+              <w:rPr>
+                <w:rFonts w:ascii="Courier New" w:hAnsi="Courier New" w:eastAsia="NanumGothicCoding"/>
+                <w:sz w:val="18"/>
+                <w:szCs w:val="18"/>
+              </w:rPr>
+              <w:t xml:space="preserve">               시범 공급    시정조치 후   등재 불가</w:t>
+            </w:r>
+          </w:p>
+          <w:p>
+            <w:pPr>
+              <w:spacing w:before="0" w:after="0" w:line="240" w:lineRule="auto"/>
+            </w:pPr>
+            <w:r>
+              <w:rPr>
+                <w:rFonts w:ascii="Courier New" w:hAnsi="Courier New" w:eastAsia="NanumGothicCoding"/>
+                <w:sz w:val="18"/>
+                <w:szCs w:val="18"/>
+              </w:rPr>
+              <w:t xml:space="preserve">               진행         재평가       (6개월 후 재신청)</w:t>
+            </w:r>
+          </w:p>
+          <w:p>
+            <w:pPr>
+              <w:spacing w:before="0" w:after="0" w:line="240" w:lineRule="auto"/>
+            </w:pPr>
+            <w:r>
+              <w:rPr>
+                <w:rFonts w:ascii="Courier New" w:hAnsi="Courier New" w:eastAsia="NanumGothicCoding"/>
+                <w:sz w:val="18"/>
+                <w:szCs w:val="18"/>
+              </w:rPr>
+              <w:t xml:space="preserve">                    │           │</w:t>
+            </w:r>
+          </w:p>
+          <w:p>
+            <w:pPr>
+              <w:spacing w:before="0" w:after="0" w:line="240" w:lineRule="auto"/>
+            </w:pPr>
+            <w:r>
+              <w:rPr>
+                <w:rFonts w:ascii="Courier New" w:hAnsi="Courier New" w:eastAsia="NanumGothicCoding"/>
+                <w:sz w:val="18"/>
+                <w:szCs w:val="18"/>
+              </w:rPr>
+              <w:t xml:space="preserve">                    ▼           │</w:t>
+            </w:r>
+          </w:p>
+          <w:p>
+            <w:pPr>
+              <w:spacing w:before="0" w:after="0" w:line="240" w:lineRule="auto"/>
+            </w:pPr>
+            <w:r>
+              <w:rPr>
+                <w:rFonts w:ascii="Courier New" w:hAnsi="Courier New" w:eastAsia="NanumGothicCoding"/>
+                <w:sz w:val="18"/>
+                <w:szCs w:val="18"/>
+              </w:rPr>
+              <w:t xml:space="preserve">        ┌─────────────────────┐ │</w:t>
+            </w:r>
+          </w:p>
+          <w:p>
+            <w:pPr>
+              <w:spacing w:before="0" w:after="0" w:line="240" w:lineRule="auto"/>
+            </w:pPr>
+            <w:r>
+              <w:rPr>
+                <w:rFonts w:ascii="Courier New" w:hAnsi="Courier New" w:eastAsia="NanumGothicCoding"/>
+                <w:sz w:val="18"/>
+                <w:szCs w:val="18"/>
+              </w:rPr>
+              <w:t xml:space="preserve">        │ 2단계: 시범 공급     │◄┘</w:t>
+            </w:r>
+          </w:p>
+          <w:p>
+            <w:pPr>
+              <w:spacing w:before="0" w:after="0" w:line="240" w:lineRule="auto"/>
+            </w:pPr>
+            <w:r>
+              <w:rPr>
+                <w:rFonts w:ascii="Courier New" w:hAnsi="Courier New" w:eastAsia="NanumGothicCoding"/>
+                <w:sz w:val="18"/>
+                <w:szCs w:val="18"/>
+              </w:rPr>
+              <w:t xml:space="preserve">        │ (Conditional, 6개월) │</w:t>
+            </w:r>
+          </w:p>
+          <w:p>
+            <w:pPr>
+              <w:spacing w:before="0" w:after="0" w:line="240" w:lineRule="auto"/>
+            </w:pPr>
+            <w:r>
+              <w:rPr>
+                <w:rFonts w:ascii="Courier New" w:hAnsi="Courier New" w:eastAsia="NanumGothicCoding"/>
+                <w:sz w:val="18"/>
+                <w:szCs w:val="18"/>
+              </w:rPr>
+              <w:t xml:space="preserve">        └───────┬─────────────┘</w:t>
+            </w:r>
+          </w:p>
+          <w:p>
+            <w:pPr>
+              <w:spacing w:before="0" w:after="0" w:line="240" w:lineRule="auto"/>
+            </w:pPr>
+            <w:r>
+              <w:rPr>
+                <w:rFonts w:ascii="Courier New" w:hAnsi="Courier New" w:eastAsia="NanumGothicCoding"/>
+                <w:sz w:val="18"/>
+                <w:szCs w:val="18"/>
+              </w:rPr>
+              <w:t xml:space="preserve">                │</w:t>
+            </w:r>
+          </w:p>
+          <w:p>
+            <w:pPr>
+              <w:spacing w:before="0" w:after="0" w:line="240" w:lineRule="auto"/>
+            </w:pPr>
+            <w:r>
+              <w:rPr>
+                <w:rFonts w:ascii="Courier New" w:hAnsi="Courier New" w:eastAsia="NanumGothicCoding"/>
+                <w:sz w:val="18"/>
+                <w:szCs w:val="18"/>
+              </w:rPr>
+              <w:t xml:space="preserve">        ┌───────┼───────────┐</w:t>
+            </w:r>
+          </w:p>
+          <w:p>
+            <w:pPr>
+              <w:spacing w:before="0" w:after="0" w:line="240" w:lineRule="auto"/>
+            </w:pPr>
+            <w:r>
+              <w:rPr>
+                <w:rFonts w:ascii="Courier New" w:hAnsi="Courier New" w:eastAsia="NanumGothicCoding"/>
+                <w:sz w:val="18"/>
+                <w:szCs w:val="18"/>
+              </w:rPr>
+              <w:t xml:space="preserve">        │       │           │</w:t>
+            </w:r>
+          </w:p>
+          <w:p>
+            <w:pPr>
+              <w:spacing w:before="0" w:after="0" w:line="240" w:lineRule="auto"/>
+            </w:pPr>
+            <w:r>
+              <w:rPr>
+                <w:rFonts w:ascii="Courier New" w:hAnsi="Courier New" w:eastAsia="NanumGothicCoding"/>
+                <w:sz w:val="18"/>
+                <w:szCs w:val="18"/>
+              </w:rPr>
+              <w:t xml:space="preserve">      합격   조건부 연장    불합격</w:t>
+            </w:r>
+          </w:p>
+          <w:p>
+            <w:pPr>
+              <w:spacing w:before="0" w:after="0" w:line="240" w:lineRule="auto"/>
+            </w:pPr>
+            <w:r>
+              <w:rPr>
+                <w:rFonts w:ascii="Courier New" w:hAnsi="Courier New" w:eastAsia="NanumGothicCoding"/>
+                <w:sz w:val="18"/>
+                <w:szCs w:val="18"/>
+              </w:rPr>
+              <w:t xml:space="preserve">        │    (최대 1회)      │</w:t>
+            </w:r>
+          </w:p>
+          <w:p>
+            <w:pPr>
+              <w:spacing w:before="0" w:after="0" w:line="240" w:lineRule="auto"/>
+            </w:pPr>
+            <w:r>
+              <w:rPr>
+                <w:rFonts w:ascii="Courier New" w:hAnsi="Courier New" w:eastAsia="NanumGothicCoding"/>
+                <w:sz w:val="18"/>
+                <w:szCs w:val="18"/>
+              </w:rPr>
+              <w:t xml:space="preserve">        ▼       │           ▼</w:t>
+            </w:r>
+          </w:p>
+          <w:p>
+            <w:pPr>
+              <w:spacing w:before="0" w:after="0" w:line="240" w:lineRule="auto"/>
+            </w:pPr>
+            <w:r>
+              <w:rPr>
+                <w:rFonts w:ascii="Courier New" w:hAnsi="Courier New" w:eastAsia="NanumGothicCoding"/>
+                <w:sz w:val="18"/>
+                <w:szCs w:val="18"/>
+              </w:rPr>
+              <w:t xml:space="preserve">   ┌──────────┐ │    ┌──────────┐</w:t>
+            </w:r>
+          </w:p>
+          <w:p>
+            <w:pPr>
+              <w:spacing w:before="0" w:after="0" w:line="240" w:lineRule="auto"/>
+            </w:pPr>
+            <w:r>
+              <w:rPr>
+                <w:rFonts w:ascii="Courier New" w:hAnsi="Courier New" w:eastAsia="NanumGothicCoding"/>
+                <w:sz w:val="18"/>
+                <w:szCs w:val="18"/>
+              </w:rPr>
+              <w:t xml:space="preserve">   │ 3단계:   │ │    │ Removed  │</w:t>
+            </w:r>
+          </w:p>
+          <w:p>
+            <w:pPr>
+              <w:spacing w:before="0" w:after="0" w:line="240" w:lineRule="auto"/>
+            </w:pPr>
+            <w:r>
+              <w:rPr>
+                <w:rFonts w:ascii="Courier New" w:hAnsi="Courier New" w:eastAsia="NanumGothicCoding"/>
+                <w:sz w:val="18"/>
+                <w:szCs w:val="18"/>
+              </w:rPr>
+              <w:t xml:space="preserve">   │ Approved │◄┘    │ 처리     │</w:t>
+            </w:r>
+          </w:p>
+          <w:p>
+            <w:pPr>
+              <w:spacing w:before="0" w:after="0" w:line="240" w:lineRule="auto"/>
+            </w:pPr>
+            <w:r>
+              <w:rPr>
+                <w:rFonts w:ascii="Courier New" w:hAnsi="Courier New" w:eastAsia="NanumGothicCoding"/>
+                <w:sz w:val="18"/>
+                <w:szCs w:val="18"/>
+              </w:rPr>
+              <w:t xml:space="preserve">   │ 등재     │      └──────────┘</w:t>
+            </w:r>
+          </w:p>
+          <w:p>
+            <w:pPr>
+              <w:spacing w:before="0" w:after="0" w:line="240" w:lineRule="auto"/>
+            </w:pPr>
+            <w:r>
+              <w:rPr>
+                <w:rFonts w:ascii="Courier New" w:hAnsi="Courier New" w:eastAsia="NanumGothicCoding"/>
+                <w:sz w:val="18"/>
+                <w:szCs w:val="18"/>
+              </w:rPr>
+              <w:t xml:space="preserve">   └──────────┘</w:t>
+            </w:r>
+          </w:p>
+        </w:tc>
+      </w:tr>
+    </w:tbl>
     <w:bookmarkEnd w:id="73"/>
     <w:bookmarkStart w:id="74" w:name="부록-b-asl-상태별-관리-요약표"/>
     <w:p>
@@ -13414,8 +13571,8 @@
     <w:rPrDefault>
       <w:rPr>
         <w:rFonts w:asciiTheme="minorHAnsi" w:cstheme="minorBidi" w:eastAsiaTheme="minorEastAsia" w:hAnsiTheme="minorHAnsi"/>
-        <w:sz w:val="24"/>
-        <w:szCs w:val="24"/>
+        <w:sz w:val="20"/>
+        <w:szCs w:val="20"/>
         <w:lang w:bidi="ar-SA" w:eastAsia="zh-CN" w:val="en-US"/>
       </w:rPr>
     </w:rPrDefault>
@@ -13483,8 +13640,8 @@
     </w:pPr>
     <w:rPr>
       <w:rFonts w:asciiTheme="majorHAnsi" w:cstheme="majorBidi" w:eastAsiaTheme="majorEastAsia" w:hAnsiTheme="majorHAnsi"/>
-      <w:sz w:val="56"/>
-      <w:szCs w:val="56"/>
+      <w:sz w:val="44"/>
+      <w:szCs w:val="44"/>
     </w:rPr>
   </w:style>
   <w:style w:customStyle="1" w:styleId="TitleChar" w:type="character">
@@ -13495,8 +13652,8 @@
     <w:rsid w:val="00A10FD9"/>
     <w:rPr>
       <w:rFonts w:asciiTheme="majorHAnsi" w:cstheme="majorBidi" w:eastAsiaTheme="majorEastAsia" w:hAnsiTheme="majorHAnsi"/>
-      <w:sz w:val="56"/>
-      <w:szCs w:val="56"/>
+      <w:sz w:val="44"/>
+      <w:szCs w:val="44"/>
     </w:rPr>
   </w:style>
   <w:style w:styleId="Subtitle" w:type="paragraph">
@@ -13618,8 +13775,8 @@
     <w:rPr>
       <w:rFonts w:asciiTheme="majorHAnsi" w:cstheme="majorBidi" w:eastAsiaTheme="majorEastAsia" w:hAnsiTheme="majorHAnsi"/>
       <w:color w:themeColor="accent1" w:themeShade="BF" w:val="0F4761"/>
-      <w:sz w:val="40"/>
-      <w:szCs w:val="40"/>
+      <w:sz w:val="32"/>
+      <w:szCs w:val="32"/>
     </w:rPr>
   </w:style>
   <w:style w:styleId="Heading2" w:type="paragraph">
@@ -13809,8 +13966,8 @@
     <w:rPr>
       <w:rFonts w:asciiTheme="majorHAnsi" w:cstheme="majorBidi" w:eastAsiaTheme="majorEastAsia" w:hAnsiTheme="majorHAnsi"/>
       <w:color w:themeColor="accent1" w:themeShade="BF" w:val="0F4761"/>
-      <w:sz w:val="40"/>
-      <w:szCs w:val="40"/>
+      <w:sz w:val="32"/>
+      <w:szCs w:val="32"/>
     </w:rPr>
   </w:style>
   <w:style w:customStyle="1" w:styleId="Heading2Char" w:type="character">
